--- a/docs/developpement/phases/word/PHASE_18_COUTS_PAR_BUVETTE.docx
+++ b/docs/developpement/phases/word/PHASE_18_COUTS_PAR_BUVETTE.docx
@@ -20,7 +20,7 @@
       <w:r>
         <w:t xml:space="preserve">FlaiX Expert · dossier de développement · généré le 2026-10-04 depuis le dépôt </w:t>
       </w:r>
-      <w:hyperlink w:history="1" r:id="rIdvqbgcpbgmr3-zsngqf9pt">
+      <w:hyperlink w:history="1" r:id="rIdkv8oycb4bjtwara-m1dwt">
         <w:r>
           <w:rPr>
             <w:rStyle w:val="Hyperlink"/>
@@ -602,7 +602,7 @@
           <w:numId w:val="2"/>
         </w:numPr>
       </w:pPr>
-      <w:hyperlink w:history="1" r:id="rIdkvpbh3ugtce5iotb9oeep">
+      <w:hyperlink w:history="1" r:id="rIdn-mu9fv38o5bjdjdzpdok">
         <w:r>
           <w:rPr>
             <w:rStyle w:val="Hyperlink"/>
@@ -622,7 +622,7 @@
           <w:numId w:val="2"/>
         </w:numPr>
       </w:pPr>
-      <w:hyperlink w:history="1" r:id="rIdmyryw58ztw6zuu8k6-lx_">
+      <w:hyperlink w:history="1" r:id="rIdbrry3ja-pc41ayuww7v9r">
         <w:r>
           <w:rPr>
             <w:rStyle w:val="Hyperlink"/>
@@ -670,7 +670,7 @@
       <w:r>
         <w:t xml:space="preserve"> — créé — </w:t>
       </w:r>
-      <w:hyperlink w:history="1" r:id="rIdbgdnevbrnsnnxumvlegut">
+      <w:hyperlink w:history="1" r:id="rIdrueewwxy1zdywfb9ggqrj">
         <w:r>
           <w:rPr>
             <w:rStyle w:val="Hyperlink"/>
@@ -707,7 +707,7 @@
       <w:r>
         <w:t xml:space="preserve"> — créé — </w:t>
       </w:r>
-      <w:hyperlink w:history="1" r:id="rIdgi1axfq3svnc56s_gzzf9">
+      <w:hyperlink w:history="1" r:id="rIda-nzxyhztkwxdxy5bawg6">
         <w:r>
           <w:rPr>
             <w:rStyle w:val="Hyperlink"/>
@@ -736,7 +736,7 @@
       <w:r>
         <w:t xml:space="preserve"> — créé — </w:t>
       </w:r>
-      <w:hyperlink w:history="1" r:id="rIdliehmcpr3mgqv2pfgszsi">
+      <w:hyperlink w:history="1" r:id="rIdv3scy_osq-jmlgbkbyvip">
         <w:r>
           <w:rPr>
             <w:rStyle w:val="Hyperlink"/>
@@ -773,7 +773,7 @@
       <w:r>
         <w:t xml:space="preserve"> — créé — </w:t>
       </w:r>
-      <w:hyperlink w:history="1" r:id="rIduux1hv9jrhkju-omjkmi_">
+      <w:hyperlink w:history="1" r:id="rIdz87d-zsx0_yahuq95mbbd">
         <w:r>
           <w:rPr>
             <w:rStyle w:val="Hyperlink"/>
@@ -802,7 +802,7 @@
       <w:r>
         <w:t xml:space="preserve"> — modifié — </w:t>
       </w:r>
-      <w:hyperlink w:history="1" r:id="rIdbmmhkrz-nbp6nwfv8lbxg">
+      <w:hyperlink w:history="1" r:id="rIdfaobds8cyoobsu-q5efrd">
         <w:r>
           <w:rPr>
             <w:rStyle w:val="Hyperlink"/>
@@ -831,7 +831,7 @@
       <w:r>
         <w:t xml:space="preserve"> — modifié — </w:t>
       </w:r>
-      <w:hyperlink w:history="1" r:id="rIdwlxys6fkk9dtbkozk2j1q">
+      <w:hyperlink w:history="1" r:id="rId3rbp74ytt0vjlsar1gi7j">
         <w:r>
           <w:rPr>
             <w:rStyle w:val="Hyperlink"/>
@@ -868,7 +868,7 @@
       <w:r>
         <w:t xml:space="preserve"> — créé — </w:t>
       </w:r>
-      <w:hyperlink w:history="1" r:id="rIddxv4p39krdb9mg_qrodzi">
+      <w:hyperlink w:history="1" r:id="rIdx1ac8m5-wnubupe7q1phs">
         <w:r>
           <w:rPr>
             <w:rStyle w:val="Hyperlink"/>
@@ -897,7 +897,7 @@
       <w:r>
         <w:t xml:space="preserve"> — modifié — </w:t>
       </w:r>
-      <w:hyperlink w:history="1" r:id="rIdoonqywj15p2rh9vwvzmls">
+      <w:hyperlink w:history="1" r:id="rIdkvdjpig_8bs7dfun4y2ww">
         <w:r>
           <w:rPr>
             <w:rStyle w:val="Hyperlink"/>
@@ -934,7 +934,7 @@
       <w:r>
         <w:t xml:space="preserve"> — modifié — </w:t>
       </w:r>
-      <w:hyperlink w:history="1" r:id="rIdov1fhqfzneltgb1zrosw9">
+      <w:hyperlink w:history="1" r:id="rIdyniofe7fphtwwcz4k3zi6">
         <w:r>
           <w:rPr>
             <w:rStyle w:val="Hyperlink"/>
@@ -963,7 +963,7 @@
       <w:r>
         <w:t xml:space="preserve"> — créé — </w:t>
       </w:r>
-      <w:hyperlink w:history="1" r:id="rIdqif44yidv576kginxxzb0">
+      <w:hyperlink w:history="1" r:id="rIdh50_4bjs-qeckbfxpjyb7">
         <w:r>
           <w:rPr>
             <w:rStyle w:val="Hyperlink"/>
@@ -992,7 +992,7 @@
       <w:r>
         <w:t xml:space="preserve"> — modifié — </w:t>
       </w:r>
-      <w:hyperlink w:history="1" r:id="rIddueu6skuwqvmwtd3a06ho">
+      <w:hyperlink w:history="1" r:id="rIdyuajfutf0tcbmk1royj_f">
         <w:r>
           <w:rPr>
             <w:rStyle w:val="Hyperlink"/>
@@ -1029,7 +1029,7 @@
       <w:r>
         <w:t xml:space="preserve"> — modifié — </w:t>
       </w:r>
-      <w:hyperlink w:history="1" r:id="rIdjlobnsmuui2o5czbcvjtq">
+      <w:hyperlink w:history="1" r:id="rIdik8osakld3zxw7s7t6qcv">
         <w:r>
           <w:rPr>
             <w:rStyle w:val="Hyperlink"/>
@@ -1058,7 +1058,7 @@
       <w:r>
         <w:t xml:space="preserve"> — modifié — </w:t>
       </w:r>
-      <w:hyperlink w:history="1" r:id="rIdvmlxzzig4d0ka_rgi13jx">
+      <w:hyperlink w:history="1" r:id="rIdz8dbx2bhxgqidjnqxmegj">
         <w:r>
           <w:rPr>
             <w:rStyle w:val="Hyperlink"/>

--- a/docs/developpement/phases/word/PHASE_18_COUTS_PAR_BUVETTE.docx
+++ b/docs/developpement/phases/word/PHASE_18_COUTS_PAR_BUVETTE.docx
@@ -20,7 +20,7 @@
       <w:r>
         <w:t xml:space="preserve">FlaiX Expert · dossier de développement · généré le 2026-10-04 depuis le dépôt </w:t>
       </w:r>
-      <w:hyperlink w:history="1" r:id="rIdkv8oycb4bjtwara-m1dwt">
+      <w:hyperlink w:history="1" r:id="rIdk3ctqrx7vcbt1hp5wigdi">
         <w:r>
           <w:rPr>
             <w:rStyle w:val="Hyperlink"/>
@@ -602,7 +602,7 @@
           <w:numId w:val="2"/>
         </w:numPr>
       </w:pPr>
-      <w:hyperlink w:history="1" r:id="rIdn-mu9fv38o5bjdjdzpdok">
+      <w:hyperlink w:history="1" r:id="rId10vfa9f9rswvtdsz-w74v">
         <w:r>
           <w:rPr>
             <w:rStyle w:val="Hyperlink"/>
@@ -622,7 +622,7 @@
           <w:numId w:val="2"/>
         </w:numPr>
       </w:pPr>
-      <w:hyperlink w:history="1" r:id="rIdbrry3ja-pc41ayuww7v9r">
+      <w:hyperlink w:history="1" r:id="rId9eijfjiyf30wmmxf4rhi_">
         <w:r>
           <w:rPr>
             <w:rStyle w:val="Hyperlink"/>
@@ -670,7 +670,7 @@
       <w:r>
         <w:t xml:space="preserve"> — créé — </w:t>
       </w:r>
-      <w:hyperlink w:history="1" r:id="rIdrueewwxy1zdywfb9ggqrj">
+      <w:hyperlink w:history="1" r:id="rIdya64fmht2cj3oitya46fz">
         <w:r>
           <w:rPr>
             <w:rStyle w:val="Hyperlink"/>
@@ -707,7 +707,7 @@
       <w:r>
         <w:t xml:space="preserve"> — créé — </w:t>
       </w:r>
-      <w:hyperlink w:history="1" r:id="rIda-nzxyhztkwxdxy5bawg6">
+      <w:hyperlink w:history="1" r:id="rIdozzi-pyizh6rm47e0nqfc">
         <w:r>
           <w:rPr>
             <w:rStyle w:val="Hyperlink"/>
@@ -736,7 +736,7 @@
       <w:r>
         <w:t xml:space="preserve"> — créé — </w:t>
       </w:r>
-      <w:hyperlink w:history="1" r:id="rIdv3scy_osq-jmlgbkbyvip">
+      <w:hyperlink w:history="1" r:id="rIdgml23anhi8ttytbekycg8">
         <w:r>
           <w:rPr>
             <w:rStyle w:val="Hyperlink"/>
@@ -773,7 +773,7 @@
       <w:r>
         <w:t xml:space="preserve"> — créé — </w:t>
       </w:r>
-      <w:hyperlink w:history="1" r:id="rIdz87d-zsx0_yahuq95mbbd">
+      <w:hyperlink w:history="1" r:id="rIdl2cdxrohrgkz8oi0dghnm">
         <w:r>
           <w:rPr>
             <w:rStyle w:val="Hyperlink"/>
@@ -802,7 +802,7 @@
       <w:r>
         <w:t xml:space="preserve"> — modifié — </w:t>
       </w:r>
-      <w:hyperlink w:history="1" r:id="rIdfaobds8cyoobsu-q5efrd">
+      <w:hyperlink w:history="1" r:id="rIdpkeau2d30lvbrprzyaomc">
         <w:r>
           <w:rPr>
             <w:rStyle w:val="Hyperlink"/>
@@ -831,7 +831,7 @@
       <w:r>
         <w:t xml:space="preserve"> — modifié — </w:t>
       </w:r>
-      <w:hyperlink w:history="1" r:id="rId3rbp74ytt0vjlsar1gi7j">
+      <w:hyperlink w:history="1" r:id="rIdh2vvqjnq4ggty3c2ftwiu">
         <w:r>
           <w:rPr>
             <w:rStyle w:val="Hyperlink"/>
@@ -868,7 +868,7 @@
       <w:r>
         <w:t xml:space="preserve"> — créé — </w:t>
       </w:r>
-      <w:hyperlink w:history="1" r:id="rIdx1ac8m5-wnubupe7q1phs">
+      <w:hyperlink w:history="1" r:id="rIdipk7ntceymto9rqhwwc4s">
         <w:r>
           <w:rPr>
             <w:rStyle w:val="Hyperlink"/>
@@ -897,7 +897,7 @@
       <w:r>
         <w:t xml:space="preserve"> — modifié — </w:t>
       </w:r>
-      <w:hyperlink w:history="1" r:id="rIdkvdjpig_8bs7dfun4y2ww">
+      <w:hyperlink w:history="1" r:id="rIdvrkek1yydwi4_pfjziepq">
         <w:r>
           <w:rPr>
             <w:rStyle w:val="Hyperlink"/>
@@ -934,7 +934,7 @@
       <w:r>
         <w:t xml:space="preserve"> — modifié — </w:t>
       </w:r>
-      <w:hyperlink w:history="1" r:id="rIdyniofe7fphtwwcz4k3zi6">
+      <w:hyperlink w:history="1" r:id="rIdyou-04c3zltr4qvl6a_i0">
         <w:r>
           <w:rPr>
             <w:rStyle w:val="Hyperlink"/>
@@ -963,7 +963,7 @@
       <w:r>
         <w:t xml:space="preserve"> — créé — </w:t>
       </w:r>
-      <w:hyperlink w:history="1" r:id="rIdh50_4bjs-qeckbfxpjyb7">
+      <w:hyperlink w:history="1" r:id="rIdsge7c4eithqakyeksuywq">
         <w:r>
           <w:rPr>
             <w:rStyle w:val="Hyperlink"/>
@@ -992,7 +992,7 @@
       <w:r>
         <w:t xml:space="preserve"> — modifié — </w:t>
       </w:r>
-      <w:hyperlink w:history="1" r:id="rIdyuajfutf0tcbmk1royj_f">
+      <w:hyperlink w:history="1" r:id="rIdoj6ciy2yyjrewn-543_7m">
         <w:r>
           <w:rPr>
             <w:rStyle w:val="Hyperlink"/>
@@ -1029,7 +1029,7 @@
       <w:r>
         <w:t xml:space="preserve"> — modifié — </w:t>
       </w:r>
-      <w:hyperlink w:history="1" r:id="rIdik8osakld3zxw7s7t6qcv">
+      <w:hyperlink w:history="1" r:id="rIdocfn13ruybea_wchkbc-u">
         <w:r>
           <w:rPr>
             <w:rStyle w:val="Hyperlink"/>
@@ -1058,7 +1058,7 @@
       <w:r>
         <w:t xml:space="preserve"> — modifié — </w:t>
       </w:r>
-      <w:hyperlink w:history="1" r:id="rIdz8dbx2bhxgqidjnqxmegj">
+      <w:hyperlink w:history="1" r:id="rIdrkrkosix6dmvq0vsw6lh1">
         <w:r>
           <w:rPr>
             <w:rStyle w:val="Hyperlink"/>

--- a/docs/developpement/phases/word/PHASE_18_COUTS_PAR_BUVETTE.docx
+++ b/docs/developpement/phases/word/PHASE_18_COUTS_PAR_BUVETTE.docx
@@ -20,7 +20,7 @@
       <w:r>
         <w:t xml:space="preserve">FlaiX Expert · dossier de développement · généré le 2026-10-04 depuis le dépôt </w:t>
       </w:r>
-      <w:hyperlink w:history="1" r:id="rIdk3ctqrx7vcbt1hp5wigdi">
+      <w:hyperlink w:history="1" r:id="rIdcpffrvz43xd2pe6tma4di">
         <w:r>
           <w:rPr>
             <w:rStyle w:val="Hyperlink"/>
@@ -602,7 +602,7 @@
           <w:numId w:val="2"/>
         </w:numPr>
       </w:pPr>
-      <w:hyperlink w:history="1" r:id="rId10vfa9f9rswvtdsz-w74v">
+      <w:hyperlink w:history="1" r:id="rIdpik4_xiavabaxb7lp4p4f">
         <w:r>
           <w:rPr>
             <w:rStyle w:val="Hyperlink"/>
@@ -622,7 +622,7 @@
           <w:numId w:val="2"/>
         </w:numPr>
       </w:pPr>
-      <w:hyperlink w:history="1" r:id="rId9eijfjiyf30wmmxf4rhi_">
+      <w:hyperlink w:history="1" r:id="rIdhysmacvr2zinnknxt6ckk">
         <w:r>
           <w:rPr>
             <w:rStyle w:val="Hyperlink"/>
@@ -670,7 +670,7 @@
       <w:r>
         <w:t xml:space="preserve"> — créé — </w:t>
       </w:r>
-      <w:hyperlink w:history="1" r:id="rIdya64fmht2cj3oitya46fz">
+      <w:hyperlink w:history="1" r:id="rIdp8qikhfdreqwtqhwh6sla">
         <w:r>
           <w:rPr>
             <w:rStyle w:val="Hyperlink"/>
@@ -707,7 +707,7 @@
       <w:r>
         <w:t xml:space="preserve"> — créé — </w:t>
       </w:r>
-      <w:hyperlink w:history="1" r:id="rIdozzi-pyizh6rm47e0nqfc">
+      <w:hyperlink w:history="1" r:id="rIdkjmlf7t0cyvkum-ehii-3">
         <w:r>
           <w:rPr>
             <w:rStyle w:val="Hyperlink"/>
@@ -736,7 +736,7 @@
       <w:r>
         <w:t xml:space="preserve"> — créé — </w:t>
       </w:r>
-      <w:hyperlink w:history="1" r:id="rIdgml23anhi8ttytbekycg8">
+      <w:hyperlink w:history="1" r:id="rIdvplgjv840tqkoekcsfn32">
         <w:r>
           <w:rPr>
             <w:rStyle w:val="Hyperlink"/>
@@ -773,7 +773,7 @@
       <w:r>
         <w:t xml:space="preserve"> — créé — </w:t>
       </w:r>
-      <w:hyperlink w:history="1" r:id="rIdl2cdxrohrgkz8oi0dghnm">
+      <w:hyperlink w:history="1" r:id="rIdjw5an1rr3_qzjihxwvdfi">
         <w:r>
           <w:rPr>
             <w:rStyle w:val="Hyperlink"/>
@@ -802,7 +802,7 @@
       <w:r>
         <w:t xml:space="preserve"> — modifié — </w:t>
       </w:r>
-      <w:hyperlink w:history="1" r:id="rIdpkeau2d30lvbrprzyaomc">
+      <w:hyperlink w:history="1" r:id="rId6gjju2mzkqnb0rqrbvx_a">
         <w:r>
           <w:rPr>
             <w:rStyle w:val="Hyperlink"/>
@@ -831,7 +831,7 @@
       <w:r>
         <w:t xml:space="preserve"> — modifié — </w:t>
       </w:r>
-      <w:hyperlink w:history="1" r:id="rIdh2vvqjnq4ggty3c2ftwiu">
+      <w:hyperlink w:history="1" r:id="rId_rpvovan7jmbiptia4o1j">
         <w:r>
           <w:rPr>
             <w:rStyle w:val="Hyperlink"/>
@@ -868,7 +868,7 @@
       <w:r>
         <w:t xml:space="preserve"> — créé — </w:t>
       </w:r>
-      <w:hyperlink w:history="1" r:id="rIdipk7ntceymto9rqhwwc4s">
+      <w:hyperlink w:history="1" r:id="rIdqqz5b3xmhex9ajh7_lark">
         <w:r>
           <w:rPr>
             <w:rStyle w:val="Hyperlink"/>
@@ -897,7 +897,7 @@
       <w:r>
         <w:t xml:space="preserve"> — modifié — </w:t>
       </w:r>
-      <w:hyperlink w:history="1" r:id="rIdvrkek1yydwi4_pfjziepq">
+      <w:hyperlink w:history="1" r:id="rIdvmgbzwiqq8oyllmbgyfqj">
         <w:r>
           <w:rPr>
             <w:rStyle w:val="Hyperlink"/>
@@ -934,7 +934,7 @@
       <w:r>
         <w:t xml:space="preserve"> — modifié — </w:t>
       </w:r>
-      <w:hyperlink w:history="1" r:id="rIdyou-04c3zltr4qvl6a_i0">
+      <w:hyperlink w:history="1" r:id="rIdzcfid_imyijdnw1szdb0t">
         <w:r>
           <w:rPr>
             <w:rStyle w:val="Hyperlink"/>
@@ -963,7 +963,7 @@
       <w:r>
         <w:t xml:space="preserve"> — créé — </w:t>
       </w:r>
-      <w:hyperlink w:history="1" r:id="rIdsge7c4eithqakyeksuywq">
+      <w:hyperlink w:history="1" r:id="rIdmn6euy72bls8hu9hpoq_p">
         <w:r>
           <w:rPr>
             <w:rStyle w:val="Hyperlink"/>
@@ -992,7 +992,7 @@
       <w:r>
         <w:t xml:space="preserve"> — modifié — </w:t>
       </w:r>
-      <w:hyperlink w:history="1" r:id="rIdoj6ciy2yyjrewn-543_7m">
+      <w:hyperlink w:history="1" r:id="rIdctiume8ypqgfk6tmwimzz">
         <w:r>
           <w:rPr>
             <w:rStyle w:val="Hyperlink"/>
@@ -1029,7 +1029,7 @@
       <w:r>
         <w:t xml:space="preserve"> — modifié — </w:t>
       </w:r>
-      <w:hyperlink w:history="1" r:id="rIdocfn13ruybea_wchkbc-u">
+      <w:hyperlink w:history="1" r:id="rIdp3crtjpgo0nlnpjylwk58">
         <w:r>
           <w:rPr>
             <w:rStyle w:val="Hyperlink"/>
@@ -1058,7 +1058,7 @@
       <w:r>
         <w:t xml:space="preserve"> — modifié — </w:t>
       </w:r>
-      <w:hyperlink w:history="1" r:id="rIdrkrkosix6dmvq0vsw6lh1">
+      <w:hyperlink w:history="1" r:id="rIdtnwfjy5lkfdgl9qo-azps">
         <w:r>
           <w:rPr>
             <w:rStyle w:val="Hyperlink"/>

--- a/docs/developpement/phases/word/PHASE_18_COUTS_PAR_BUVETTE.docx
+++ b/docs/developpement/phases/word/PHASE_18_COUTS_PAR_BUVETTE.docx
@@ -20,7 +20,7 @@
       <w:r>
         <w:t xml:space="preserve">FlaiX Expert · dossier de développement · généré le 2026-10-04 depuis le dépôt </w:t>
       </w:r>
-      <w:hyperlink w:history="1" r:id="rIdcpffrvz43xd2pe6tma4di">
+      <w:hyperlink w:history="1" r:id="rId3erzin4ntipxmst-u3ukw">
         <w:r>
           <w:rPr>
             <w:rStyle w:val="Hyperlink"/>
@@ -602,7 +602,7 @@
           <w:numId w:val="2"/>
         </w:numPr>
       </w:pPr>
-      <w:hyperlink w:history="1" r:id="rIdpik4_xiavabaxb7lp4p4f">
+      <w:hyperlink w:history="1" r:id="rId_b1zmp_xwsevg6ekohls1">
         <w:r>
           <w:rPr>
             <w:rStyle w:val="Hyperlink"/>
@@ -622,7 +622,7 @@
           <w:numId w:val="2"/>
         </w:numPr>
       </w:pPr>
-      <w:hyperlink w:history="1" r:id="rIdhysmacvr2zinnknxt6ckk">
+      <w:hyperlink w:history="1" r:id="rIdyv2kjfpamwpz44yhaqbya">
         <w:r>
           <w:rPr>
             <w:rStyle w:val="Hyperlink"/>
@@ -670,7 +670,7 @@
       <w:r>
         <w:t xml:space="preserve"> — créé — </w:t>
       </w:r>
-      <w:hyperlink w:history="1" r:id="rIdp8qikhfdreqwtqhwh6sla">
+      <w:hyperlink w:history="1" r:id="rId9q91-57ypobu27i_fq63v">
         <w:r>
           <w:rPr>
             <w:rStyle w:val="Hyperlink"/>
@@ -707,7 +707,7 @@
       <w:r>
         <w:t xml:space="preserve"> — créé — </w:t>
       </w:r>
-      <w:hyperlink w:history="1" r:id="rIdkjmlf7t0cyvkum-ehii-3">
+      <w:hyperlink w:history="1" r:id="rIdwt1yaehl-fgqmb9uqzpoe">
         <w:r>
           <w:rPr>
             <w:rStyle w:val="Hyperlink"/>
@@ -736,7 +736,7 @@
       <w:r>
         <w:t xml:space="preserve"> — créé — </w:t>
       </w:r>
-      <w:hyperlink w:history="1" r:id="rIdvplgjv840tqkoekcsfn32">
+      <w:hyperlink w:history="1" r:id="rId1vpz8up6quwdgjf09sepq">
         <w:r>
           <w:rPr>
             <w:rStyle w:val="Hyperlink"/>
@@ -773,7 +773,7 @@
       <w:r>
         <w:t xml:space="preserve"> — créé — </w:t>
       </w:r>
-      <w:hyperlink w:history="1" r:id="rIdjw5an1rr3_qzjihxwvdfi">
+      <w:hyperlink w:history="1" r:id="rIdg8lvnso-ft9tokwweyjgs">
         <w:r>
           <w:rPr>
             <w:rStyle w:val="Hyperlink"/>
@@ -802,7 +802,7 @@
       <w:r>
         <w:t xml:space="preserve"> — modifié — </w:t>
       </w:r>
-      <w:hyperlink w:history="1" r:id="rId6gjju2mzkqnb0rqrbvx_a">
+      <w:hyperlink w:history="1" r:id="rIde-lj2j8hw4qhtppcwrtjy">
         <w:r>
           <w:rPr>
             <w:rStyle w:val="Hyperlink"/>
@@ -831,7 +831,7 @@
       <w:r>
         <w:t xml:space="preserve"> — modifié — </w:t>
       </w:r>
-      <w:hyperlink w:history="1" r:id="rId_rpvovan7jmbiptia4o1j">
+      <w:hyperlink w:history="1" r:id="rIdghzp9bcdyyjv9hifrsuy3">
         <w:r>
           <w:rPr>
             <w:rStyle w:val="Hyperlink"/>
@@ -868,7 +868,7 @@
       <w:r>
         <w:t xml:space="preserve"> — créé — </w:t>
       </w:r>
-      <w:hyperlink w:history="1" r:id="rIdqqz5b3xmhex9ajh7_lark">
+      <w:hyperlink w:history="1" r:id="rIdsmv64m4e5qhogkhjquym6">
         <w:r>
           <w:rPr>
             <w:rStyle w:val="Hyperlink"/>
@@ -897,7 +897,7 @@
       <w:r>
         <w:t xml:space="preserve"> — modifié — </w:t>
       </w:r>
-      <w:hyperlink w:history="1" r:id="rIdvmgbzwiqq8oyllmbgyfqj">
+      <w:hyperlink w:history="1" r:id="rId57f4ty8reewbaebbdu-hy">
         <w:r>
           <w:rPr>
             <w:rStyle w:val="Hyperlink"/>
@@ -934,7 +934,7 @@
       <w:r>
         <w:t xml:space="preserve"> — modifié — </w:t>
       </w:r>
-      <w:hyperlink w:history="1" r:id="rIdzcfid_imyijdnw1szdb0t">
+      <w:hyperlink w:history="1" r:id="rIdp_o6b05b9ilnsugfhyed0">
         <w:r>
           <w:rPr>
             <w:rStyle w:val="Hyperlink"/>
@@ -963,7 +963,7 @@
       <w:r>
         <w:t xml:space="preserve"> — créé — </w:t>
       </w:r>
-      <w:hyperlink w:history="1" r:id="rIdmn6euy72bls8hu9hpoq_p">
+      <w:hyperlink w:history="1" r:id="rId6qcs5xey1ylsk76ja9kou">
         <w:r>
           <w:rPr>
             <w:rStyle w:val="Hyperlink"/>
@@ -992,7 +992,7 @@
       <w:r>
         <w:t xml:space="preserve"> — modifié — </w:t>
       </w:r>
-      <w:hyperlink w:history="1" r:id="rIdctiume8ypqgfk6tmwimzz">
+      <w:hyperlink w:history="1" r:id="rIdcvhqulcsokelzwj_z4fwh">
         <w:r>
           <w:rPr>
             <w:rStyle w:val="Hyperlink"/>
@@ -1029,7 +1029,7 @@
       <w:r>
         <w:t xml:space="preserve"> — modifié — </w:t>
       </w:r>
-      <w:hyperlink w:history="1" r:id="rIdp3crtjpgo0nlnpjylwk58">
+      <w:hyperlink w:history="1" r:id="rIdpwdyvpf9ttlxucgi5l_tp">
         <w:r>
           <w:rPr>
             <w:rStyle w:val="Hyperlink"/>
@@ -1058,7 +1058,7 @@
       <w:r>
         <w:t xml:space="preserve"> — modifié — </w:t>
       </w:r>
-      <w:hyperlink w:history="1" r:id="rIdtnwfjy5lkfdgl9qo-azps">
+      <w:hyperlink w:history="1" r:id="rIdfva0sr5odorh5jjm9ohcz">
         <w:r>
           <w:rPr>
             <w:rStyle w:val="Hyperlink"/>

--- a/docs/developpement/phases/word/PHASE_18_COUTS_PAR_BUVETTE.docx
+++ b/docs/developpement/phases/word/PHASE_18_COUTS_PAR_BUVETTE.docx
@@ -20,7 +20,7 @@
       <w:r>
         <w:t xml:space="preserve">FlaiX Expert · dossier de développement · généré le 2026-10-04 depuis le dépôt </w:t>
       </w:r>
-      <w:hyperlink w:history="1" r:id="rId3erzin4ntipxmst-u3ukw">
+      <w:hyperlink w:history="1" r:id="rIdsu15xgkwrx31fa1o6g5ws">
         <w:r>
           <w:rPr>
             <w:rStyle w:val="Hyperlink"/>
@@ -602,7 +602,7 @@
           <w:numId w:val="2"/>
         </w:numPr>
       </w:pPr>
-      <w:hyperlink w:history="1" r:id="rId_b1zmp_xwsevg6ekohls1">
+      <w:hyperlink w:history="1" r:id="rIdkauejxgh0ncwye5txioqx">
         <w:r>
           <w:rPr>
             <w:rStyle w:val="Hyperlink"/>
@@ -622,7 +622,7 @@
           <w:numId w:val="2"/>
         </w:numPr>
       </w:pPr>
-      <w:hyperlink w:history="1" r:id="rIdyv2kjfpamwpz44yhaqbya">
+      <w:hyperlink w:history="1" r:id="rIdjc8kefzhc9isebi8crmxv">
         <w:r>
           <w:rPr>
             <w:rStyle w:val="Hyperlink"/>
@@ -670,7 +670,7 @@
       <w:r>
         <w:t xml:space="preserve"> — créé — </w:t>
       </w:r>
-      <w:hyperlink w:history="1" r:id="rId9q91-57ypobu27i_fq63v">
+      <w:hyperlink w:history="1" r:id="rIdhepx-9bh79trhpbiyppbl">
         <w:r>
           <w:rPr>
             <w:rStyle w:val="Hyperlink"/>
@@ -707,7 +707,7 @@
       <w:r>
         <w:t xml:space="preserve"> — créé — </w:t>
       </w:r>
-      <w:hyperlink w:history="1" r:id="rIdwt1yaehl-fgqmb9uqzpoe">
+      <w:hyperlink w:history="1" r:id="rId5wgzmo5juvztjkcuhskqx">
         <w:r>
           <w:rPr>
             <w:rStyle w:val="Hyperlink"/>
@@ -736,7 +736,7 @@
       <w:r>
         <w:t xml:space="preserve"> — créé — </w:t>
       </w:r>
-      <w:hyperlink w:history="1" r:id="rId1vpz8up6quwdgjf09sepq">
+      <w:hyperlink w:history="1" r:id="rIdhulzrwg8h_dokdi2wfyip">
         <w:r>
           <w:rPr>
             <w:rStyle w:val="Hyperlink"/>
@@ -773,7 +773,7 @@
       <w:r>
         <w:t xml:space="preserve"> — créé — </w:t>
       </w:r>
-      <w:hyperlink w:history="1" r:id="rIdg8lvnso-ft9tokwweyjgs">
+      <w:hyperlink w:history="1" r:id="rIdh8r4feqhdgopmai5r1ekf">
         <w:r>
           <w:rPr>
             <w:rStyle w:val="Hyperlink"/>
@@ -802,7 +802,7 @@
       <w:r>
         <w:t xml:space="preserve"> — modifié — </w:t>
       </w:r>
-      <w:hyperlink w:history="1" r:id="rIde-lj2j8hw4qhtppcwrtjy">
+      <w:hyperlink w:history="1" r:id="rId0_lciuniflsl-byqzoyfs">
         <w:r>
           <w:rPr>
             <w:rStyle w:val="Hyperlink"/>
@@ -831,7 +831,7 @@
       <w:r>
         <w:t xml:space="preserve"> — modifié — </w:t>
       </w:r>
-      <w:hyperlink w:history="1" r:id="rIdghzp9bcdyyjv9hifrsuy3">
+      <w:hyperlink w:history="1" r:id="rIdu3n-1querqdv1xbl7g86g">
         <w:r>
           <w:rPr>
             <w:rStyle w:val="Hyperlink"/>
@@ -868,7 +868,7 @@
       <w:r>
         <w:t xml:space="preserve"> — créé — </w:t>
       </w:r>
-      <w:hyperlink w:history="1" r:id="rIdsmv64m4e5qhogkhjquym6">
+      <w:hyperlink w:history="1" r:id="rIduoue4rr0bl5q7g6g0qctm">
         <w:r>
           <w:rPr>
             <w:rStyle w:val="Hyperlink"/>
@@ -897,7 +897,7 @@
       <w:r>
         <w:t xml:space="preserve"> — modifié — </w:t>
       </w:r>
-      <w:hyperlink w:history="1" r:id="rId57f4ty8reewbaebbdu-hy">
+      <w:hyperlink w:history="1" r:id="rIdamroobpb3qyc9wnrcskev">
         <w:r>
           <w:rPr>
             <w:rStyle w:val="Hyperlink"/>
@@ -934,7 +934,7 @@
       <w:r>
         <w:t xml:space="preserve"> — modifié — </w:t>
       </w:r>
-      <w:hyperlink w:history="1" r:id="rIdp_o6b05b9ilnsugfhyed0">
+      <w:hyperlink w:history="1" r:id="rIdzg8p0oqv3sqbx1oxjbh5m">
         <w:r>
           <w:rPr>
             <w:rStyle w:val="Hyperlink"/>
@@ -963,7 +963,7 @@
       <w:r>
         <w:t xml:space="preserve"> — créé — </w:t>
       </w:r>
-      <w:hyperlink w:history="1" r:id="rId6qcs5xey1ylsk76ja9kou">
+      <w:hyperlink w:history="1" r:id="rIdilcsp1bezyz26jvx7yctu">
         <w:r>
           <w:rPr>
             <w:rStyle w:val="Hyperlink"/>
@@ -992,7 +992,7 @@
       <w:r>
         <w:t xml:space="preserve"> — modifié — </w:t>
       </w:r>
-      <w:hyperlink w:history="1" r:id="rIdcvhqulcsokelzwj_z4fwh">
+      <w:hyperlink w:history="1" r:id="rIdek9_rc7ym0hbi24fpp2cg">
         <w:r>
           <w:rPr>
             <w:rStyle w:val="Hyperlink"/>
@@ -1029,7 +1029,7 @@
       <w:r>
         <w:t xml:space="preserve"> — modifié — </w:t>
       </w:r>
-      <w:hyperlink w:history="1" r:id="rIdpwdyvpf9ttlxucgi5l_tp">
+      <w:hyperlink w:history="1" r:id="rId09gaeqze47szlixbul4mi">
         <w:r>
           <w:rPr>
             <w:rStyle w:val="Hyperlink"/>
@@ -1058,7 +1058,7 @@
       <w:r>
         <w:t xml:space="preserve"> — modifié — </w:t>
       </w:r>
-      <w:hyperlink w:history="1" r:id="rIdfva0sr5odorh5jjm9ohcz">
+      <w:hyperlink w:history="1" r:id="rIdgey-fbagd5s9rjsckapno">
         <w:r>
           <w:rPr>
             <w:rStyle w:val="Hyperlink"/>

--- a/docs/developpement/phases/word/PHASE_18_COUTS_PAR_BUVETTE.docx
+++ b/docs/developpement/phases/word/PHASE_18_COUTS_PAR_BUVETTE.docx
@@ -20,7 +20,7 @@
       <w:r>
         <w:t xml:space="preserve">FlaiX Expert · dossier de développement · généré le 2026-10-04 depuis le dépôt </w:t>
       </w:r>
-      <w:hyperlink w:history="1" r:id="rIdsu15xgkwrx31fa1o6g5ws">
+      <w:hyperlink w:history="1" r:id="rIdqaq4lalrbtemtzyvzmnce">
         <w:r>
           <w:rPr>
             <w:rStyle w:val="Hyperlink"/>
@@ -602,7 +602,7 @@
           <w:numId w:val="2"/>
         </w:numPr>
       </w:pPr>
-      <w:hyperlink w:history="1" r:id="rIdkauejxgh0ncwye5txioqx">
+      <w:hyperlink w:history="1" r:id="rIdkxoq_g4z7ve4stvbqy8rl">
         <w:r>
           <w:rPr>
             <w:rStyle w:val="Hyperlink"/>
@@ -622,7 +622,7 @@
           <w:numId w:val="2"/>
         </w:numPr>
       </w:pPr>
-      <w:hyperlink w:history="1" r:id="rIdjc8kefzhc9isebi8crmxv">
+      <w:hyperlink w:history="1" r:id="rIdw1ne1stgzyqx-9j-ss2nf">
         <w:r>
           <w:rPr>
             <w:rStyle w:val="Hyperlink"/>
@@ -670,7 +670,7 @@
       <w:r>
         <w:t xml:space="preserve"> — créé — </w:t>
       </w:r>
-      <w:hyperlink w:history="1" r:id="rIdhepx-9bh79trhpbiyppbl">
+      <w:hyperlink w:history="1" r:id="rIdwmwcwi0d0tbu3lq1nvne4">
         <w:r>
           <w:rPr>
             <w:rStyle w:val="Hyperlink"/>
@@ -707,7 +707,7 @@
       <w:r>
         <w:t xml:space="preserve"> — créé — </w:t>
       </w:r>
-      <w:hyperlink w:history="1" r:id="rId5wgzmo5juvztjkcuhskqx">
+      <w:hyperlink w:history="1" r:id="rIdnsiub4it-gnbgbm3rv-9x">
         <w:r>
           <w:rPr>
             <w:rStyle w:val="Hyperlink"/>
@@ -736,7 +736,7 @@
       <w:r>
         <w:t xml:space="preserve"> — créé — </w:t>
       </w:r>
-      <w:hyperlink w:history="1" r:id="rIdhulzrwg8h_dokdi2wfyip">
+      <w:hyperlink w:history="1" r:id="rIdgexnvf4jpzcjowusgziaz">
         <w:r>
           <w:rPr>
             <w:rStyle w:val="Hyperlink"/>
@@ -773,7 +773,7 @@
       <w:r>
         <w:t xml:space="preserve"> — créé — </w:t>
       </w:r>
-      <w:hyperlink w:history="1" r:id="rIdh8r4feqhdgopmai5r1ekf">
+      <w:hyperlink w:history="1" r:id="rIdnxuwbyjjahiuh4rjbg-lm">
         <w:r>
           <w:rPr>
             <w:rStyle w:val="Hyperlink"/>
@@ -802,7 +802,7 @@
       <w:r>
         <w:t xml:space="preserve"> — modifié — </w:t>
       </w:r>
-      <w:hyperlink w:history="1" r:id="rId0_lciuniflsl-byqzoyfs">
+      <w:hyperlink w:history="1" r:id="rIdtwvwtt-ksas0f8lilelbu">
         <w:r>
           <w:rPr>
             <w:rStyle w:val="Hyperlink"/>
@@ -831,7 +831,7 @@
       <w:r>
         <w:t xml:space="preserve"> — modifié — </w:t>
       </w:r>
-      <w:hyperlink w:history="1" r:id="rIdu3n-1querqdv1xbl7g86g">
+      <w:hyperlink w:history="1" r:id="rIdqv3copi5gv6ejjqxl8c84">
         <w:r>
           <w:rPr>
             <w:rStyle w:val="Hyperlink"/>
@@ -868,7 +868,7 @@
       <w:r>
         <w:t xml:space="preserve"> — créé — </w:t>
       </w:r>
-      <w:hyperlink w:history="1" r:id="rIduoue4rr0bl5q7g6g0qctm">
+      <w:hyperlink w:history="1" r:id="rIdm4n9uz9pelmprkxcaf5tm">
         <w:r>
           <w:rPr>
             <w:rStyle w:val="Hyperlink"/>
@@ -897,7 +897,7 @@
       <w:r>
         <w:t xml:space="preserve"> — modifié — </w:t>
       </w:r>
-      <w:hyperlink w:history="1" r:id="rIdamroobpb3qyc9wnrcskev">
+      <w:hyperlink w:history="1" r:id="rId5mq7gv_fxg-j5jgky6nny">
         <w:r>
           <w:rPr>
             <w:rStyle w:val="Hyperlink"/>
@@ -934,7 +934,7 @@
       <w:r>
         <w:t xml:space="preserve"> — modifié — </w:t>
       </w:r>
-      <w:hyperlink w:history="1" r:id="rIdzg8p0oqv3sqbx1oxjbh5m">
+      <w:hyperlink w:history="1" r:id="rIduhqmyqzw8hd3ucbpygx4n">
         <w:r>
           <w:rPr>
             <w:rStyle w:val="Hyperlink"/>
@@ -963,7 +963,7 @@
       <w:r>
         <w:t xml:space="preserve"> — créé — </w:t>
       </w:r>
-      <w:hyperlink w:history="1" r:id="rIdilcsp1bezyz26jvx7yctu">
+      <w:hyperlink w:history="1" r:id="rIdftqnzm30lzh73xvyl1ico">
         <w:r>
           <w:rPr>
             <w:rStyle w:val="Hyperlink"/>
@@ -992,7 +992,7 @@
       <w:r>
         <w:t xml:space="preserve"> — modifié — </w:t>
       </w:r>
-      <w:hyperlink w:history="1" r:id="rIdek9_rc7ym0hbi24fpp2cg">
+      <w:hyperlink w:history="1" r:id="rId1j0lf94w3rygt4ea4onoh">
         <w:r>
           <w:rPr>
             <w:rStyle w:val="Hyperlink"/>
@@ -1029,7 +1029,7 @@
       <w:r>
         <w:t xml:space="preserve"> — modifié — </w:t>
       </w:r>
-      <w:hyperlink w:history="1" r:id="rId09gaeqze47szlixbul4mi">
+      <w:hyperlink w:history="1" r:id="rIdjnkwrktwlnxss4j8c93ma">
         <w:r>
           <w:rPr>
             <w:rStyle w:val="Hyperlink"/>
@@ -1058,7 +1058,7 @@
       <w:r>
         <w:t xml:space="preserve"> — modifié — </w:t>
       </w:r>
-      <w:hyperlink w:history="1" r:id="rIdgey-fbagd5s9rjsckapno">
+      <w:hyperlink w:history="1" r:id="rIdcearlgbtv5b5rn36sbo6t">
         <w:r>
           <w:rPr>
             <w:rStyle w:val="Hyperlink"/>

--- a/docs/developpement/phases/word/PHASE_18_COUTS_PAR_BUVETTE.docx
+++ b/docs/developpement/phases/word/PHASE_18_COUTS_PAR_BUVETTE.docx
@@ -20,7 +20,7 @@
       <w:r>
         <w:t xml:space="preserve">FlaiX Expert · dossier de développement · généré le 2026-10-04 depuis le dépôt </w:t>
       </w:r>
-      <w:hyperlink w:history="1" r:id="rIdqaq4lalrbtemtzyvzmnce">
+      <w:hyperlink w:history="1" r:id="rIddauogdyyxclkneim-g3b5">
         <w:r>
           <w:rPr>
             <w:rStyle w:val="Hyperlink"/>
@@ -602,7 +602,7 @@
           <w:numId w:val="2"/>
         </w:numPr>
       </w:pPr>
-      <w:hyperlink w:history="1" r:id="rIdkxoq_g4z7ve4stvbqy8rl">
+      <w:hyperlink w:history="1" r:id="rIdjdofjcyisu6lmyrkpymij">
         <w:r>
           <w:rPr>
             <w:rStyle w:val="Hyperlink"/>
@@ -622,7 +622,7 @@
           <w:numId w:val="2"/>
         </w:numPr>
       </w:pPr>
-      <w:hyperlink w:history="1" r:id="rIdw1ne1stgzyqx-9j-ss2nf">
+      <w:hyperlink w:history="1" r:id="rIdgh_ozkthb7fflfezmnhlo">
         <w:r>
           <w:rPr>
             <w:rStyle w:val="Hyperlink"/>
@@ -670,7 +670,7 @@
       <w:r>
         <w:t xml:space="preserve"> — créé — </w:t>
       </w:r>
-      <w:hyperlink w:history="1" r:id="rIdwmwcwi0d0tbu3lq1nvne4">
+      <w:hyperlink w:history="1" r:id="rIdqf6nmfia76m5ztps914sa">
         <w:r>
           <w:rPr>
             <w:rStyle w:val="Hyperlink"/>
@@ -707,7 +707,7 @@
       <w:r>
         <w:t xml:space="preserve"> — créé — </w:t>
       </w:r>
-      <w:hyperlink w:history="1" r:id="rIdnsiub4it-gnbgbm3rv-9x">
+      <w:hyperlink w:history="1" r:id="rIdbb02zzpwseklu1_m17opz">
         <w:r>
           <w:rPr>
             <w:rStyle w:val="Hyperlink"/>
@@ -736,7 +736,7 @@
       <w:r>
         <w:t xml:space="preserve"> — créé — </w:t>
       </w:r>
-      <w:hyperlink w:history="1" r:id="rIdgexnvf4jpzcjowusgziaz">
+      <w:hyperlink w:history="1" r:id="rIdwwaxyh0ysjhwabgrnc9jj">
         <w:r>
           <w:rPr>
             <w:rStyle w:val="Hyperlink"/>
@@ -773,7 +773,7 @@
       <w:r>
         <w:t xml:space="preserve"> — créé — </w:t>
       </w:r>
-      <w:hyperlink w:history="1" r:id="rIdnxuwbyjjahiuh4rjbg-lm">
+      <w:hyperlink w:history="1" r:id="rId_evz8lnm9gkikagpd-kqc">
         <w:r>
           <w:rPr>
             <w:rStyle w:val="Hyperlink"/>
@@ -802,7 +802,7 @@
       <w:r>
         <w:t xml:space="preserve"> — modifié — </w:t>
       </w:r>
-      <w:hyperlink w:history="1" r:id="rIdtwvwtt-ksas0f8lilelbu">
+      <w:hyperlink w:history="1" r:id="rIdzv_4hm5dzypw7s38kjpcu">
         <w:r>
           <w:rPr>
             <w:rStyle w:val="Hyperlink"/>
@@ -831,7 +831,7 @@
       <w:r>
         <w:t xml:space="preserve"> — modifié — </w:t>
       </w:r>
-      <w:hyperlink w:history="1" r:id="rIdqv3copi5gv6ejjqxl8c84">
+      <w:hyperlink w:history="1" r:id="rIdqaerl15h57nkgw0igacf9">
         <w:r>
           <w:rPr>
             <w:rStyle w:val="Hyperlink"/>
@@ -868,7 +868,7 @@
       <w:r>
         <w:t xml:space="preserve"> — créé — </w:t>
       </w:r>
-      <w:hyperlink w:history="1" r:id="rIdm4n9uz9pelmprkxcaf5tm">
+      <w:hyperlink w:history="1" r:id="rId012jlyu5gau8a_pctgvfk">
         <w:r>
           <w:rPr>
             <w:rStyle w:val="Hyperlink"/>
@@ -897,7 +897,7 @@
       <w:r>
         <w:t xml:space="preserve"> — modifié — </w:t>
       </w:r>
-      <w:hyperlink w:history="1" r:id="rId5mq7gv_fxg-j5jgky6nny">
+      <w:hyperlink w:history="1" r:id="rId8pegrrk2c1t9aosmbs3tk">
         <w:r>
           <w:rPr>
             <w:rStyle w:val="Hyperlink"/>
@@ -934,7 +934,7 @@
       <w:r>
         <w:t xml:space="preserve"> — modifié — </w:t>
       </w:r>
-      <w:hyperlink w:history="1" r:id="rIduhqmyqzw8hd3ucbpygx4n">
+      <w:hyperlink w:history="1" r:id="rIdar9s7w1pfjf-_itnqxt08">
         <w:r>
           <w:rPr>
             <w:rStyle w:val="Hyperlink"/>
@@ -963,7 +963,7 @@
       <w:r>
         <w:t xml:space="preserve"> — créé — </w:t>
       </w:r>
-      <w:hyperlink w:history="1" r:id="rIdftqnzm30lzh73xvyl1ico">
+      <w:hyperlink w:history="1" r:id="rId7kq2b1ntbytcrtqqzbzaj">
         <w:r>
           <w:rPr>
             <w:rStyle w:val="Hyperlink"/>
@@ -992,7 +992,7 @@
       <w:r>
         <w:t xml:space="preserve"> — modifié — </w:t>
       </w:r>
-      <w:hyperlink w:history="1" r:id="rId1j0lf94w3rygt4ea4onoh">
+      <w:hyperlink w:history="1" r:id="rIdykp-5smzobnhnltn-jmt7">
         <w:r>
           <w:rPr>
             <w:rStyle w:val="Hyperlink"/>
@@ -1029,7 +1029,7 @@
       <w:r>
         <w:t xml:space="preserve"> — modifié — </w:t>
       </w:r>
-      <w:hyperlink w:history="1" r:id="rIdjnkwrktwlnxss4j8c93ma">
+      <w:hyperlink w:history="1" r:id="rIdhz58ytyehzt1azrguslwi">
         <w:r>
           <w:rPr>
             <w:rStyle w:val="Hyperlink"/>
@@ -1058,7 +1058,7 @@
       <w:r>
         <w:t xml:space="preserve"> — modifié — </w:t>
       </w:r>
-      <w:hyperlink w:history="1" r:id="rIdcearlgbtv5b5rn36sbo6t">
+      <w:hyperlink w:history="1" r:id="rIdinfv4qw_bwescervnvk_a">
         <w:r>
           <w:rPr>
             <w:rStyle w:val="Hyperlink"/>

--- a/docs/developpement/phases/word/PHASE_18_COUTS_PAR_BUVETTE.docx
+++ b/docs/developpement/phases/word/PHASE_18_COUTS_PAR_BUVETTE.docx
@@ -20,7 +20,7 @@
       <w:r>
         <w:t xml:space="preserve">FlaiX Expert · dossier de développement · généré le 2026-10-04 depuis le dépôt </w:t>
       </w:r>
-      <w:hyperlink w:history="1" r:id="rIddauogdyyxclkneim-g3b5">
+      <w:hyperlink w:history="1" r:id="rId9bt28gv_n31pbog9b0nsj">
         <w:r>
           <w:rPr>
             <w:rStyle w:val="Hyperlink"/>
@@ -602,7 +602,7 @@
           <w:numId w:val="2"/>
         </w:numPr>
       </w:pPr>
-      <w:hyperlink w:history="1" r:id="rIdjdofjcyisu6lmyrkpymij">
+      <w:hyperlink w:history="1" r:id="rId0wrcjn2gqddd5xytma1rv">
         <w:r>
           <w:rPr>
             <w:rStyle w:val="Hyperlink"/>
@@ -622,7 +622,7 @@
           <w:numId w:val="2"/>
         </w:numPr>
       </w:pPr>
-      <w:hyperlink w:history="1" r:id="rIdgh_ozkthb7fflfezmnhlo">
+      <w:hyperlink w:history="1" r:id="rIdgwjo5hps3vs_o-x4zmdgo">
         <w:r>
           <w:rPr>
             <w:rStyle w:val="Hyperlink"/>
@@ -670,7 +670,7 @@
       <w:r>
         <w:t xml:space="preserve"> — créé — </w:t>
       </w:r>
-      <w:hyperlink w:history="1" r:id="rIdqf6nmfia76m5ztps914sa">
+      <w:hyperlink w:history="1" r:id="rIdtkwrkwigh_i5vowmzmf-p">
         <w:r>
           <w:rPr>
             <w:rStyle w:val="Hyperlink"/>
@@ -707,7 +707,7 @@
       <w:r>
         <w:t xml:space="preserve"> — créé — </w:t>
       </w:r>
-      <w:hyperlink w:history="1" r:id="rIdbb02zzpwseklu1_m17opz">
+      <w:hyperlink w:history="1" r:id="rIdnozbvzyrvzkuuhtd76ahj">
         <w:r>
           <w:rPr>
             <w:rStyle w:val="Hyperlink"/>
@@ -736,7 +736,7 @@
       <w:r>
         <w:t xml:space="preserve"> — créé — </w:t>
       </w:r>
-      <w:hyperlink w:history="1" r:id="rIdwwaxyh0ysjhwabgrnc9jj">
+      <w:hyperlink w:history="1" r:id="rIdewo-ueguwzejfly_drobg">
         <w:r>
           <w:rPr>
             <w:rStyle w:val="Hyperlink"/>
@@ -773,7 +773,7 @@
       <w:r>
         <w:t xml:space="preserve"> — créé — </w:t>
       </w:r>
-      <w:hyperlink w:history="1" r:id="rId_evz8lnm9gkikagpd-kqc">
+      <w:hyperlink w:history="1" r:id="rIdyigsmwix-fvhswfolg7mz">
         <w:r>
           <w:rPr>
             <w:rStyle w:val="Hyperlink"/>
@@ -802,7 +802,7 @@
       <w:r>
         <w:t xml:space="preserve"> — modifié — </w:t>
       </w:r>
-      <w:hyperlink w:history="1" r:id="rIdzv_4hm5dzypw7s38kjpcu">
+      <w:hyperlink w:history="1" r:id="rIdbknwz6rr9j95wvpq_cnm1">
         <w:r>
           <w:rPr>
             <w:rStyle w:val="Hyperlink"/>
@@ -831,7 +831,7 @@
       <w:r>
         <w:t xml:space="preserve"> — modifié — </w:t>
       </w:r>
-      <w:hyperlink w:history="1" r:id="rIdqaerl15h57nkgw0igacf9">
+      <w:hyperlink w:history="1" r:id="rIdgb4cl3jnnbvkypnbxldhb">
         <w:r>
           <w:rPr>
             <w:rStyle w:val="Hyperlink"/>
@@ -868,7 +868,7 @@
       <w:r>
         <w:t xml:space="preserve"> — créé — </w:t>
       </w:r>
-      <w:hyperlink w:history="1" r:id="rId012jlyu5gau8a_pctgvfk">
+      <w:hyperlink w:history="1" r:id="rIduakohv7l7qalum5jqsaea">
         <w:r>
           <w:rPr>
             <w:rStyle w:val="Hyperlink"/>
@@ -897,7 +897,7 @@
       <w:r>
         <w:t xml:space="preserve"> — modifié — </w:t>
       </w:r>
-      <w:hyperlink w:history="1" r:id="rId8pegrrk2c1t9aosmbs3tk">
+      <w:hyperlink w:history="1" r:id="rId9zmyxuq5o-ppwttaphgen">
         <w:r>
           <w:rPr>
             <w:rStyle w:val="Hyperlink"/>
@@ -934,7 +934,7 @@
       <w:r>
         <w:t xml:space="preserve"> — modifié — </w:t>
       </w:r>
-      <w:hyperlink w:history="1" r:id="rIdar9s7w1pfjf-_itnqxt08">
+      <w:hyperlink w:history="1" r:id="rIdv8j80o592lhknwinbm4m0">
         <w:r>
           <w:rPr>
             <w:rStyle w:val="Hyperlink"/>
@@ -963,7 +963,7 @@
       <w:r>
         <w:t xml:space="preserve"> — créé — </w:t>
       </w:r>
-      <w:hyperlink w:history="1" r:id="rId7kq2b1ntbytcrtqqzbzaj">
+      <w:hyperlink w:history="1" r:id="rIdttxrjeokwnfv6jwhj2347">
         <w:r>
           <w:rPr>
             <w:rStyle w:val="Hyperlink"/>
@@ -992,7 +992,7 @@
       <w:r>
         <w:t xml:space="preserve"> — modifié — </w:t>
       </w:r>
-      <w:hyperlink w:history="1" r:id="rIdykp-5smzobnhnltn-jmt7">
+      <w:hyperlink w:history="1" r:id="rIdrhlp1wt8thwvi8grpgx0n">
         <w:r>
           <w:rPr>
             <w:rStyle w:val="Hyperlink"/>
@@ -1029,7 +1029,7 @@
       <w:r>
         <w:t xml:space="preserve"> — modifié — </w:t>
       </w:r>
-      <w:hyperlink w:history="1" r:id="rIdhz58ytyehzt1azrguslwi">
+      <w:hyperlink w:history="1" r:id="rIdprfbiqhp1zdhretr6ynqf">
         <w:r>
           <w:rPr>
             <w:rStyle w:val="Hyperlink"/>
@@ -1058,7 +1058,7 @@
       <w:r>
         <w:t xml:space="preserve"> — modifié — </w:t>
       </w:r>
-      <w:hyperlink w:history="1" r:id="rIdinfv4qw_bwescervnvk_a">
+      <w:hyperlink w:history="1" r:id="rIdpcfuyq1mx2ohse_s6ssfq">
         <w:r>
           <w:rPr>
             <w:rStyle w:val="Hyperlink"/>

--- a/docs/developpement/phases/word/PHASE_18_COUTS_PAR_BUVETTE.docx
+++ b/docs/developpement/phases/word/PHASE_18_COUTS_PAR_BUVETTE.docx
@@ -20,7 +20,7 @@
       <w:r>
         <w:t xml:space="preserve">FlaiX Expert · dossier de développement · généré le 2026-10-04 depuis le dépôt </w:t>
       </w:r>
-      <w:hyperlink w:history="1" r:id="rId9bt28gv_n31pbog9b0nsj">
+      <w:hyperlink w:history="1" r:id="rIdar7n28cd-bgp0baxu4eet">
         <w:r>
           <w:rPr>
             <w:rStyle w:val="Hyperlink"/>
@@ -602,7 +602,7 @@
           <w:numId w:val="2"/>
         </w:numPr>
       </w:pPr>
-      <w:hyperlink w:history="1" r:id="rId0wrcjn2gqddd5xytma1rv">
+      <w:hyperlink w:history="1" r:id="rIdvii-d2rkfsx-gdj9216pe">
         <w:r>
           <w:rPr>
             <w:rStyle w:val="Hyperlink"/>
@@ -622,7 +622,7 @@
           <w:numId w:val="2"/>
         </w:numPr>
       </w:pPr>
-      <w:hyperlink w:history="1" r:id="rIdgwjo5hps3vs_o-x4zmdgo">
+      <w:hyperlink w:history="1" r:id="rIdexbt-cta_iqvxdjtl-fqp">
         <w:r>
           <w:rPr>
             <w:rStyle w:val="Hyperlink"/>
@@ -670,7 +670,7 @@
       <w:r>
         <w:t xml:space="preserve"> — créé — </w:t>
       </w:r>
-      <w:hyperlink w:history="1" r:id="rIdtkwrkwigh_i5vowmzmf-p">
+      <w:hyperlink w:history="1" r:id="rIducatkkm_rhacqgstgiqaa">
         <w:r>
           <w:rPr>
             <w:rStyle w:val="Hyperlink"/>
@@ -707,7 +707,7 @@
       <w:r>
         <w:t xml:space="preserve"> — créé — </w:t>
       </w:r>
-      <w:hyperlink w:history="1" r:id="rIdnozbvzyrvzkuuhtd76ahj">
+      <w:hyperlink w:history="1" r:id="rIdijl3-jxyd7jz481zuvaqw">
         <w:r>
           <w:rPr>
             <w:rStyle w:val="Hyperlink"/>
@@ -736,7 +736,7 @@
       <w:r>
         <w:t xml:space="preserve"> — créé — </w:t>
       </w:r>
-      <w:hyperlink w:history="1" r:id="rIdewo-ueguwzejfly_drobg">
+      <w:hyperlink w:history="1" r:id="rIdyj2xsyjndgojv6y0i-96f">
         <w:r>
           <w:rPr>
             <w:rStyle w:val="Hyperlink"/>
@@ -773,7 +773,7 @@
       <w:r>
         <w:t xml:space="preserve"> — créé — </w:t>
       </w:r>
-      <w:hyperlink w:history="1" r:id="rIdyigsmwix-fvhswfolg7mz">
+      <w:hyperlink w:history="1" r:id="rIdxp9qhyljmy4abs1zaosws">
         <w:r>
           <w:rPr>
             <w:rStyle w:val="Hyperlink"/>
@@ -802,7 +802,7 @@
       <w:r>
         <w:t xml:space="preserve"> — modifié — </w:t>
       </w:r>
-      <w:hyperlink w:history="1" r:id="rIdbknwz6rr9j95wvpq_cnm1">
+      <w:hyperlink w:history="1" r:id="rId3myvfhn_ltljeuc4vvgfu">
         <w:r>
           <w:rPr>
             <w:rStyle w:val="Hyperlink"/>
@@ -831,7 +831,7 @@
       <w:r>
         <w:t xml:space="preserve"> — modifié — </w:t>
       </w:r>
-      <w:hyperlink w:history="1" r:id="rIdgb4cl3jnnbvkypnbxldhb">
+      <w:hyperlink w:history="1" r:id="rIdfxdigw4gs9bpxck0lhi4k">
         <w:r>
           <w:rPr>
             <w:rStyle w:val="Hyperlink"/>
@@ -868,7 +868,7 @@
       <w:r>
         <w:t xml:space="preserve"> — créé — </w:t>
       </w:r>
-      <w:hyperlink w:history="1" r:id="rIduakohv7l7qalum5jqsaea">
+      <w:hyperlink w:history="1" r:id="rIdyhzm5pf-1pcqzds4cbjit">
         <w:r>
           <w:rPr>
             <w:rStyle w:val="Hyperlink"/>
@@ -897,7 +897,7 @@
       <w:r>
         <w:t xml:space="preserve"> — modifié — </w:t>
       </w:r>
-      <w:hyperlink w:history="1" r:id="rId9zmyxuq5o-ppwttaphgen">
+      <w:hyperlink w:history="1" r:id="rIdqrgwqn7icxa6jrbom00np">
         <w:r>
           <w:rPr>
             <w:rStyle w:val="Hyperlink"/>
@@ -934,7 +934,7 @@
       <w:r>
         <w:t xml:space="preserve"> — modifié — </w:t>
       </w:r>
-      <w:hyperlink w:history="1" r:id="rIdv8j80o592lhknwinbm4m0">
+      <w:hyperlink w:history="1" r:id="rIdgrwwtyg9iblavi-uqgdfv">
         <w:r>
           <w:rPr>
             <w:rStyle w:val="Hyperlink"/>
@@ -963,7 +963,7 @@
       <w:r>
         <w:t xml:space="preserve"> — créé — </w:t>
       </w:r>
-      <w:hyperlink w:history="1" r:id="rIdttxrjeokwnfv6jwhj2347">
+      <w:hyperlink w:history="1" r:id="rIdy-ogjbyjhkob7dtwn2vxu">
         <w:r>
           <w:rPr>
             <w:rStyle w:val="Hyperlink"/>
@@ -992,7 +992,7 @@
       <w:r>
         <w:t xml:space="preserve"> — modifié — </w:t>
       </w:r>
-      <w:hyperlink w:history="1" r:id="rIdrhlp1wt8thwvi8grpgx0n">
+      <w:hyperlink w:history="1" r:id="rIdfdkt-p6hcj8jbfhvwu3vl">
         <w:r>
           <w:rPr>
             <w:rStyle w:val="Hyperlink"/>
@@ -1029,7 +1029,7 @@
       <w:r>
         <w:t xml:space="preserve"> — modifié — </w:t>
       </w:r>
-      <w:hyperlink w:history="1" r:id="rIdprfbiqhp1zdhretr6ynqf">
+      <w:hyperlink w:history="1" r:id="rId4u2rmwwtd6xbgwplumqqn">
         <w:r>
           <w:rPr>
             <w:rStyle w:val="Hyperlink"/>
@@ -1058,7 +1058,7 @@
       <w:r>
         <w:t xml:space="preserve"> — modifié — </w:t>
       </w:r>
-      <w:hyperlink w:history="1" r:id="rIdpcfuyq1mx2ohse_s6ssfq">
+      <w:hyperlink w:history="1" r:id="rIdqezle0ys6si3p4dvp_nr7">
         <w:r>
           <w:rPr>
             <w:rStyle w:val="Hyperlink"/>

--- a/docs/developpement/phases/word/PHASE_18_COUTS_PAR_BUVETTE.docx
+++ b/docs/developpement/phases/word/PHASE_18_COUTS_PAR_BUVETTE.docx
@@ -20,7 +20,7 @@
       <w:r>
         <w:t xml:space="preserve">FlaiX Expert · dossier de développement · généré le 2026-10-04 depuis le dépôt </w:t>
       </w:r>
-      <w:hyperlink w:history="1" r:id="rIdar7n28cd-bgp0baxu4eet">
+      <w:hyperlink w:history="1" r:id="rIdspwzw_w0shu-vyoep8buu">
         <w:r>
           <w:rPr>
             <w:rStyle w:val="Hyperlink"/>
@@ -602,7 +602,7 @@
           <w:numId w:val="2"/>
         </w:numPr>
       </w:pPr>
-      <w:hyperlink w:history="1" r:id="rIdvii-d2rkfsx-gdj9216pe">
+      <w:hyperlink w:history="1" r:id="rId7eqc8bt0gyohavl8oof-p">
         <w:r>
           <w:rPr>
             <w:rStyle w:val="Hyperlink"/>
@@ -622,7 +622,7 @@
           <w:numId w:val="2"/>
         </w:numPr>
       </w:pPr>
-      <w:hyperlink w:history="1" r:id="rIdexbt-cta_iqvxdjtl-fqp">
+      <w:hyperlink w:history="1" r:id="rIdjx81uynndhmlrid0v84rz">
         <w:r>
           <w:rPr>
             <w:rStyle w:val="Hyperlink"/>
@@ -670,7 +670,7 @@
       <w:r>
         <w:t xml:space="preserve"> — créé — </w:t>
       </w:r>
-      <w:hyperlink w:history="1" r:id="rIducatkkm_rhacqgstgiqaa">
+      <w:hyperlink w:history="1" r:id="rIdswdtsgsybehlixy8_5_m9">
         <w:r>
           <w:rPr>
             <w:rStyle w:val="Hyperlink"/>
@@ -707,7 +707,7 @@
       <w:r>
         <w:t xml:space="preserve"> — créé — </w:t>
       </w:r>
-      <w:hyperlink w:history="1" r:id="rIdijl3-jxyd7jz481zuvaqw">
+      <w:hyperlink w:history="1" r:id="rIduhiba4d4iduorjrcbfjs6">
         <w:r>
           <w:rPr>
             <w:rStyle w:val="Hyperlink"/>
@@ -736,7 +736,7 @@
       <w:r>
         <w:t xml:space="preserve"> — créé — </w:t>
       </w:r>
-      <w:hyperlink w:history="1" r:id="rIdyj2xsyjndgojv6y0i-96f">
+      <w:hyperlink w:history="1" r:id="rIdpbhtofnjoze83qng2ilt9">
         <w:r>
           <w:rPr>
             <w:rStyle w:val="Hyperlink"/>
@@ -773,7 +773,7 @@
       <w:r>
         <w:t xml:space="preserve"> — créé — </w:t>
       </w:r>
-      <w:hyperlink w:history="1" r:id="rIdxp9qhyljmy4abs1zaosws">
+      <w:hyperlink w:history="1" r:id="rId6m0ke7xo_8fmbdm2w5uiq">
         <w:r>
           <w:rPr>
             <w:rStyle w:val="Hyperlink"/>
@@ -802,7 +802,7 @@
       <w:r>
         <w:t xml:space="preserve"> — modifié — </w:t>
       </w:r>
-      <w:hyperlink w:history="1" r:id="rId3myvfhn_ltljeuc4vvgfu">
+      <w:hyperlink w:history="1" r:id="rIdpykjgh_9hnm-6wqreppio">
         <w:r>
           <w:rPr>
             <w:rStyle w:val="Hyperlink"/>
@@ -831,7 +831,7 @@
       <w:r>
         <w:t xml:space="preserve"> — modifié — </w:t>
       </w:r>
-      <w:hyperlink w:history="1" r:id="rIdfxdigw4gs9bpxck0lhi4k">
+      <w:hyperlink w:history="1" r:id="rIdoca5b4oscpo7txny22x_e">
         <w:r>
           <w:rPr>
             <w:rStyle w:val="Hyperlink"/>
@@ -868,7 +868,7 @@
       <w:r>
         <w:t xml:space="preserve"> — créé — </w:t>
       </w:r>
-      <w:hyperlink w:history="1" r:id="rIdyhzm5pf-1pcqzds4cbjit">
+      <w:hyperlink w:history="1" r:id="rIdhnzej2jsgoscekouxjxhh">
         <w:r>
           <w:rPr>
             <w:rStyle w:val="Hyperlink"/>
@@ -897,7 +897,7 @@
       <w:r>
         <w:t xml:space="preserve"> — modifié — </w:t>
       </w:r>
-      <w:hyperlink w:history="1" r:id="rIdqrgwqn7icxa6jrbom00np">
+      <w:hyperlink w:history="1" r:id="rIdmv3tgiwq6qlwvq3wnl0yq">
         <w:r>
           <w:rPr>
             <w:rStyle w:val="Hyperlink"/>
@@ -934,7 +934,7 @@
       <w:r>
         <w:t xml:space="preserve"> — modifié — </w:t>
       </w:r>
-      <w:hyperlink w:history="1" r:id="rIdgrwwtyg9iblavi-uqgdfv">
+      <w:hyperlink w:history="1" r:id="rIdvifmvjro0oj4zqa5ysx8x">
         <w:r>
           <w:rPr>
             <w:rStyle w:val="Hyperlink"/>
@@ -963,7 +963,7 @@
       <w:r>
         <w:t xml:space="preserve"> — créé — </w:t>
       </w:r>
-      <w:hyperlink w:history="1" r:id="rIdy-ogjbyjhkob7dtwn2vxu">
+      <w:hyperlink w:history="1" r:id="rId-hyp5tocbjamkxzpzs2lm">
         <w:r>
           <w:rPr>
             <w:rStyle w:val="Hyperlink"/>
@@ -992,7 +992,7 @@
       <w:r>
         <w:t xml:space="preserve"> — modifié — </w:t>
       </w:r>
-      <w:hyperlink w:history="1" r:id="rIdfdkt-p6hcj8jbfhvwu3vl">
+      <w:hyperlink w:history="1" r:id="rIdszcrolzrqli8kqtgqr-3i">
         <w:r>
           <w:rPr>
             <w:rStyle w:val="Hyperlink"/>
@@ -1029,7 +1029,7 @@
       <w:r>
         <w:t xml:space="preserve"> — modifié — </w:t>
       </w:r>
-      <w:hyperlink w:history="1" r:id="rId4u2rmwwtd6xbgwplumqqn">
+      <w:hyperlink w:history="1" r:id="rIdlnzdpblb1sa8h95oc92gp">
         <w:r>
           <w:rPr>
             <w:rStyle w:val="Hyperlink"/>
@@ -1058,7 +1058,7 @@
       <w:r>
         <w:t xml:space="preserve"> — modifié — </w:t>
       </w:r>
-      <w:hyperlink w:history="1" r:id="rIdqezle0ys6si3p4dvp_nr7">
+      <w:hyperlink w:history="1" r:id="rIdizijwpcpy4jx04igb2nzb">
         <w:r>
           <w:rPr>
             <w:rStyle w:val="Hyperlink"/>

--- a/docs/developpement/phases/word/PHASE_18_COUTS_PAR_BUVETTE.docx
+++ b/docs/developpement/phases/word/PHASE_18_COUTS_PAR_BUVETTE.docx
@@ -18,9 +18,9 @@
         <w:shd w:fill="F6F3FF" w:color="auto" w:val="clear"/>
       </w:pPr>
       <w:r>
-        <w:t xml:space="preserve">FlaiX Expert · dossier de développement · généré le 2026-10-04 depuis le dépôt </w:t>
-      </w:r>
-      <w:hyperlink w:history="1" r:id="rIdspwzw_w0shu-vyoep8buu">
+        <w:t xml:space="preserve">FlaiX Expert · dossier de développement · généré le 2026-10-19 depuis le dépôt </w:t>
+      </w:r>
+      <w:hyperlink w:history="1" r:id="rIdbx1yd7mvaqvix5h9t5i1t">
         <w:r>
           <w:rPr>
             <w:rStyle w:val="Hyperlink"/>
@@ -602,7 +602,7 @@
           <w:numId w:val="2"/>
         </w:numPr>
       </w:pPr>
-      <w:hyperlink w:history="1" r:id="rId7eqc8bt0gyohavl8oof-p">
+      <w:hyperlink w:history="1" r:id="rIddg8prlmz6rre2gjfuy93c">
         <w:r>
           <w:rPr>
             <w:rStyle w:val="Hyperlink"/>
@@ -622,7 +622,7 @@
           <w:numId w:val="2"/>
         </w:numPr>
       </w:pPr>
-      <w:hyperlink w:history="1" r:id="rIdjx81uynndhmlrid0v84rz">
+      <w:hyperlink w:history="1" r:id="rIdvkbpwqc9kyfkafkhwmvub">
         <w:r>
           <w:rPr>
             <w:rStyle w:val="Hyperlink"/>
@@ -670,7 +670,7 @@
       <w:r>
         <w:t xml:space="preserve"> — créé — </w:t>
       </w:r>
-      <w:hyperlink w:history="1" r:id="rIdswdtsgsybehlixy8_5_m9">
+      <w:hyperlink w:history="1" r:id="rIdskhwgh6zs08rsqgvkcfmv">
         <w:r>
           <w:rPr>
             <w:rStyle w:val="Hyperlink"/>
@@ -707,7 +707,7 @@
       <w:r>
         <w:t xml:space="preserve"> — créé — </w:t>
       </w:r>
-      <w:hyperlink w:history="1" r:id="rIduhiba4d4iduorjrcbfjs6">
+      <w:hyperlink w:history="1" r:id="rIdlg2naoab85gwzzkjqdsii">
         <w:r>
           <w:rPr>
             <w:rStyle w:val="Hyperlink"/>
@@ -736,7 +736,7 @@
       <w:r>
         <w:t xml:space="preserve"> — créé — </w:t>
       </w:r>
-      <w:hyperlink w:history="1" r:id="rIdpbhtofnjoze83qng2ilt9">
+      <w:hyperlink w:history="1" r:id="rId0eestmjnyigqym08t__uj">
         <w:r>
           <w:rPr>
             <w:rStyle w:val="Hyperlink"/>
@@ -773,7 +773,7 @@
       <w:r>
         <w:t xml:space="preserve"> — créé — </w:t>
       </w:r>
-      <w:hyperlink w:history="1" r:id="rId6m0ke7xo_8fmbdm2w5uiq">
+      <w:hyperlink w:history="1" r:id="rId7gekufw4ewwgl50dxcrzu">
         <w:r>
           <w:rPr>
             <w:rStyle w:val="Hyperlink"/>
@@ -802,7 +802,7 @@
       <w:r>
         <w:t xml:space="preserve"> — modifié — </w:t>
       </w:r>
-      <w:hyperlink w:history="1" r:id="rIdpykjgh_9hnm-6wqreppio">
+      <w:hyperlink w:history="1" r:id="rIduollld5momqaxwdqbdcio">
         <w:r>
           <w:rPr>
             <w:rStyle w:val="Hyperlink"/>
@@ -831,7 +831,7 @@
       <w:r>
         <w:t xml:space="preserve"> — modifié — </w:t>
       </w:r>
-      <w:hyperlink w:history="1" r:id="rIdoca5b4oscpo7txny22x_e">
+      <w:hyperlink w:history="1" r:id="rIdy51keakvjnfybj8v3h9fp">
         <w:r>
           <w:rPr>
             <w:rStyle w:val="Hyperlink"/>
@@ -868,7 +868,7 @@
       <w:r>
         <w:t xml:space="preserve"> — créé — </w:t>
       </w:r>
-      <w:hyperlink w:history="1" r:id="rIdhnzej2jsgoscekouxjxhh">
+      <w:hyperlink w:history="1" r:id="rIdnigwhjbizgad0lpbxfqas">
         <w:r>
           <w:rPr>
             <w:rStyle w:val="Hyperlink"/>
@@ -897,7 +897,7 @@
       <w:r>
         <w:t xml:space="preserve"> — modifié — </w:t>
       </w:r>
-      <w:hyperlink w:history="1" r:id="rIdmv3tgiwq6qlwvq3wnl0yq">
+      <w:hyperlink w:history="1" r:id="rIdv9ivvr_6lhgpwxefi6b3f">
         <w:r>
           <w:rPr>
             <w:rStyle w:val="Hyperlink"/>
@@ -934,7 +934,7 @@
       <w:r>
         <w:t xml:space="preserve"> — modifié — </w:t>
       </w:r>
-      <w:hyperlink w:history="1" r:id="rIdvifmvjro0oj4zqa5ysx8x">
+      <w:hyperlink w:history="1" r:id="rIde6k51kksotmeqlwd4ivcv">
         <w:r>
           <w:rPr>
             <w:rStyle w:val="Hyperlink"/>
@@ -963,7 +963,7 @@
       <w:r>
         <w:t xml:space="preserve"> — créé — </w:t>
       </w:r>
-      <w:hyperlink w:history="1" r:id="rId-hyp5tocbjamkxzpzs2lm">
+      <w:hyperlink w:history="1" r:id="rIdievp3m7rusxcvw81h97r5">
         <w:r>
           <w:rPr>
             <w:rStyle w:val="Hyperlink"/>
@@ -992,7 +992,7 @@
       <w:r>
         <w:t xml:space="preserve"> — modifié — </w:t>
       </w:r>
-      <w:hyperlink w:history="1" r:id="rIdszcrolzrqli8kqtgqr-3i">
+      <w:hyperlink w:history="1" r:id="rIdzgrdfatau0a_xy7lnp1zw">
         <w:r>
           <w:rPr>
             <w:rStyle w:val="Hyperlink"/>
@@ -1029,7 +1029,7 @@
       <w:r>
         <w:t xml:space="preserve"> — modifié — </w:t>
       </w:r>
-      <w:hyperlink w:history="1" r:id="rIdlnzdpblb1sa8h95oc92gp">
+      <w:hyperlink w:history="1" r:id="rIdu_72imqkvlpzupivoqzua">
         <w:r>
           <w:rPr>
             <w:rStyle w:val="Hyperlink"/>
@@ -1058,7 +1058,7 @@
       <w:r>
         <w:t xml:space="preserve"> — modifié — </w:t>
       </w:r>
-      <w:hyperlink w:history="1" r:id="rIdizijwpcpy4jx04igb2nzb">
+      <w:hyperlink w:history="1" r:id="rIdefuaqxbo2i7ybmtqbje5v">
         <w:r>
           <w:rPr>
             <w:rStyle w:val="Hyperlink"/>

--- a/docs/developpement/phases/word/PHASE_18_COUTS_PAR_BUVETTE.docx
+++ b/docs/developpement/phases/word/PHASE_18_COUTS_PAR_BUVETTE.docx
@@ -20,7 +20,7 @@
       <w:r>
         <w:t xml:space="preserve">FlaiX Expert · dossier de développement · généré le 2026-10-19 depuis le dépôt </w:t>
       </w:r>
-      <w:hyperlink w:history="1" r:id="rIdbx1yd7mvaqvix5h9t5i1t">
+      <w:hyperlink w:history="1" r:id="rIdz19ow5gxd-3wafmwuwegk">
         <w:r>
           <w:rPr>
             <w:rStyle w:val="Hyperlink"/>
@@ -602,7 +602,7 @@
           <w:numId w:val="2"/>
         </w:numPr>
       </w:pPr>
-      <w:hyperlink w:history="1" r:id="rIddg8prlmz6rre2gjfuy93c">
+      <w:hyperlink w:history="1" r:id="rIds-5zgmunphhrtu5jkj1f4">
         <w:r>
           <w:rPr>
             <w:rStyle w:val="Hyperlink"/>
@@ -622,7 +622,7 @@
           <w:numId w:val="2"/>
         </w:numPr>
       </w:pPr>
-      <w:hyperlink w:history="1" r:id="rIdvkbpwqc9kyfkafkhwmvub">
+      <w:hyperlink w:history="1" r:id="rIdikroktbisazklc-3lopfm">
         <w:r>
           <w:rPr>
             <w:rStyle w:val="Hyperlink"/>
@@ -670,7 +670,7 @@
       <w:r>
         <w:t xml:space="preserve"> — créé — </w:t>
       </w:r>
-      <w:hyperlink w:history="1" r:id="rIdskhwgh6zs08rsqgvkcfmv">
+      <w:hyperlink w:history="1" r:id="rIdvjcgki_gpap88q4vo0em-">
         <w:r>
           <w:rPr>
             <w:rStyle w:val="Hyperlink"/>
@@ -707,7 +707,7 @@
       <w:r>
         <w:t xml:space="preserve"> — créé — </w:t>
       </w:r>
-      <w:hyperlink w:history="1" r:id="rIdlg2naoab85gwzzkjqdsii">
+      <w:hyperlink w:history="1" r:id="rIdjlt-kygj6rsyl7bwcitos">
         <w:r>
           <w:rPr>
             <w:rStyle w:val="Hyperlink"/>
@@ -736,7 +736,7 @@
       <w:r>
         <w:t xml:space="preserve"> — créé — </w:t>
       </w:r>
-      <w:hyperlink w:history="1" r:id="rId0eestmjnyigqym08t__uj">
+      <w:hyperlink w:history="1" r:id="rIdyauv95ubyxctaiuxwn5dz">
         <w:r>
           <w:rPr>
             <w:rStyle w:val="Hyperlink"/>
@@ -773,7 +773,7 @@
       <w:r>
         <w:t xml:space="preserve"> — créé — </w:t>
       </w:r>
-      <w:hyperlink w:history="1" r:id="rId7gekufw4ewwgl50dxcrzu">
+      <w:hyperlink w:history="1" r:id="rIdbhepbxov6oj9qqpht8l9m">
         <w:r>
           <w:rPr>
             <w:rStyle w:val="Hyperlink"/>
@@ -802,7 +802,7 @@
       <w:r>
         <w:t xml:space="preserve"> — modifié — </w:t>
       </w:r>
-      <w:hyperlink w:history="1" r:id="rIduollld5momqaxwdqbdcio">
+      <w:hyperlink w:history="1" r:id="rId_dec9x0p83cxvwgm2s1df">
         <w:r>
           <w:rPr>
             <w:rStyle w:val="Hyperlink"/>
@@ -831,7 +831,7 @@
       <w:r>
         <w:t xml:space="preserve"> — modifié — </w:t>
       </w:r>
-      <w:hyperlink w:history="1" r:id="rIdy51keakvjnfybj8v3h9fp">
+      <w:hyperlink w:history="1" r:id="rId7kbdcoq900oayku-7w-cr">
         <w:r>
           <w:rPr>
             <w:rStyle w:val="Hyperlink"/>
@@ -868,7 +868,7 @@
       <w:r>
         <w:t xml:space="preserve"> — créé — </w:t>
       </w:r>
-      <w:hyperlink w:history="1" r:id="rIdnigwhjbizgad0lpbxfqas">
+      <w:hyperlink w:history="1" r:id="rIdturnhmpfeekxamakbvcch">
         <w:r>
           <w:rPr>
             <w:rStyle w:val="Hyperlink"/>
@@ -897,7 +897,7 @@
       <w:r>
         <w:t xml:space="preserve"> — modifié — </w:t>
       </w:r>
-      <w:hyperlink w:history="1" r:id="rIdv9ivvr_6lhgpwxefi6b3f">
+      <w:hyperlink w:history="1" r:id="rId08m_8hvowe9qmkvl6lpgk">
         <w:r>
           <w:rPr>
             <w:rStyle w:val="Hyperlink"/>
@@ -934,7 +934,7 @@
       <w:r>
         <w:t xml:space="preserve"> — modifié — </w:t>
       </w:r>
-      <w:hyperlink w:history="1" r:id="rIde6k51kksotmeqlwd4ivcv">
+      <w:hyperlink w:history="1" r:id="rIdrkhnoegr7ytz1ovkqxji6">
         <w:r>
           <w:rPr>
             <w:rStyle w:val="Hyperlink"/>
@@ -963,7 +963,7 @@
       <w:r>
         <w:t xml:space="preserve"> — créé — </w:t>
       </w:r>
-      <w:hyperlink w:history="1" r:id="rIdievp3m7rusxcvw81h97r5">
+      <w:hyperlink w:history="1" r:id="rId5pjossg54edv-f-m6ds82">
         <w:r>
           <w:rPr>
             <w:rStyle w:val="Hyperlink"/>
@@ -992,7 +992,7 @@
       <w:r>
         <w:t xml:space="preserve"> — modifié — </w:t>
       </w:r>
-      <w:hyperlink w:history="1" r:id="rIdzgrdfatau0a_xy7lnp1zw">
+      <w:hyperlink w:history="1" r:id="rIdpar4yg4pajcoacakupmqf">
         <w:r>
           <w:rPr>
             <w:rStyle w:val="Hyperlink"/>
@@ -1029,7 +1029,7 @@
       <w:r>
         <w:t xml:space="preserve"> — modifié — </w:t>
       </w:r>
-      <w:hyperlink w:history="1" r:id="rIdu_72imqkvlpzupivoqzua">
+      <w:hyperlink w:history="1" r:id="rIdp4vzifilkdzh8f--n-ign">
         <w:r>
           <w:rPr>
             <w:rStyle w:val="Hyperlink"/>
@@ -1058,7 +1058,7 @@
       <w:r>
         <w:t xml:space="preserve"> — modifié — </w:t>
       </w:r>
-      <w:hyperlink w:history="1" r:id="rIdefuaqxbo2i7ybmtqbje5v">
+      <w:hyperlink w:history="1" r:id="rIdrsnrg0v2qv35k4mu3mfyl">
         <w:r>
           <w:rPr>
             <w:rStyle w:val="Hyperlink"/>

--- a/docs/developpement/phases/word/PHASE_18_COUTS_PAR_BUVETTE.docx
+++ b/docs/developpement/phases/word/PHASE_18_COUTS_PAR_BUVETTE.docx
@@ -20,7 +20,7 @@
       <w:r>
         <w:t xml:space="preserve">FlaiX Expert · dossier de développement · généré le 2026-10-19 depuis le dépôt </w:t>
       </w:r>
-      <w:hyperlink w:history="1" r:id="rIdz19ow5gxd-3wafmwuwegk">
+      <w:hyperlink w:history="1" r:id="rIdtrf479zaqe97fddjz9gpw">
         <w:r>
           <w:rPr>
             <w:rStyle w:val="Hyperlink"/>
@@ -602,7 +602,7 @@
           <w:numId w:val="2"/>
         </w:numPr>
       </w:pPr>
-      <w:hyperlink w:history="1" r:id="rIds-5zgmunphhrtu5jkj1f4">
+      <w:hyperlink w:history="1" r:id="rIdyuxoi-hk7kqiqn3niiqtb">
         <w:r>
           <w:rPr>
             <w:rStyle w:val="Hyperlink"/>
@@ -622,7 +622,7 @@
           <w:numId w:val="2"/>
         </w:numPr>
       </w:pPr>
-      <w:hyperlink w:history="1" r:id="rIdikroktbisazklc-3lopfm">
+      <w:hyperlink w:history="1" r:id="rIdkorzghgmzy0nsil5aoksq">
         <w:r>
           <w:rPr>
             <w:rStyle w:val="Hyperlink"/>
@@ -670,7 +670,7 @@
       <w:r>
         <w:t xml:space="preserve"> — créé — </w:t>
       </w:r>
-      <w:hyperlink w:history="1" r:id="rIdvjcgki_gpap88q4vo0em-">
+      <w:hyperlink w:history="1" r:id="rIdi9vovqaoxs3kktb4le0zr">
         <w:r>
           <w:rPr>
             <w:rStyle w:val="Hyperlink"/>
@@ -707,7 +707,7 @@
       <w:r>
         <w:t xml:space="preserve"> — créé — </w:t>
       </w:r>
-      <w:hyperlink w:history="1" r:id="rIdjlt-kygj6rsyl7bwcitos">
+      <w:hyperlink w:history="1" r:id="rIdkdztcxp0b8oql6esnacfz">
         <w:r>
           <w:rPr>
             <w:rStyle w:val="Hyperlink"/>
@@ -736,7 +736,7 @@
       <w:r>
         <w:t xml:space="preserve"> — créé — </w:t>
       </w:r>
-      <w:hyperlink w:history="1" r:id="rIdyauv95ubyxctaiuxwn5dz">
+      <w:hyperlink w:history="1" r:id="rIdmn1w2lkkxwcwlap4nhwdg">
         <w:r>
           <w:rPr>
             <w:rStyle w:val="Hyperlink"/>
@@ -773,7 +773,7 @@
       <w:r>
         <w:t xml:space="preserve"> — créé — </w:t>
       </w:r>
-      <w:hyperlink w:history="1" r:id="rIdbhepbxov6oj9qqpht8l9m">
+      <w:hyperlink w:history="1" r:id="rIdmvflaw7emj3_oo_sm4auq">
         <w:r>
           <w:rPr>
             <w:rStyle w:val="Hyperlink"/>
@@ -802,7 +802,7 @@
       <w:r>
         <w:t xml:space="preserve"> — modifié — </w:t>
       </w:r>
-      <w:hyperlink w:history="1" r:id="rId_dec9x0p83cxvwgm2s1df">
+      <w:hyperlink w:history="1" r:id="rIdziu-4mb3myeek2c9elp4e">
         <w:r>
           <w:rPr>
             <w:rStyle w:val="Hyperlink"/>
@@ -831,7 +831,7 @@
       <w:r>
         <w:t xml:space="preserve"> — modifié — </w:t>
       </w:r>
-      <w:hyperlink w:history="1" r:id="rId7kbdcoq900oayku-7w-cr">
+      <w:hyperlink w:history="1" r:id="rIdwglhvgkqjwsnkybtyb_fb">
         <w:r>
           <w:rPr>
             <w:rStyle w:val="Hyperlink"/>
@@ -868,7 +868,7 @@
       <w:r>
         <w:t xml:space="preserve"> — créé — </w:t>
       </w:r>
-      <w:hyperlink w:history="1" r:id="rIdturnhmpfeekxamakbvcch">
+      <w:hyperlink w:history="1" r:id="rIdy6tsmvjyjmfvsga1guiko">
         <w:r>
           <w:rPr>
             <w:rStyle w:val="Hyperlink"/>
@@ -897,7 +897,7 @@
       <w:r>
         <w:t xml:space="preserve"> — modifié — </w:t>
       </w:r>
-      <w:hyperlink w:history="1" r:id="rId08m_8hvowe9qmkvl6lpgk">
+      <w:hyperlink w:history="1" r:id="rIdmgrd7jql0irwwu_t0hiql">
         <w:r>
           <w:rPr>
             <w:rStyle w:val="Hyperlink"/>
@@ -934,7 +934,7 @@
       <w:r>
         <w:t xml:space="preserve"> — modifié — </w:t>
       </w:r>
-      <w:hyperlink w:history="1" r:id="rIdrkhnoegr7ytz1ovkqxji6">
+      <w:hyperlink w:history="1" r:id="rIdios02snoinrqb1e7_z-f0">
         <w:r>
           <w:rPr>
             <w:rStyle w:val="Hyperlink"/>
@@ -963,7 +963,7 @@
       <w:r>
         <w:t xml:space="preserve"> — créé — </w:t>
       </w:r>
-      <w:hyperlink w:history="1" r:id="rId5pjossg54edv-f-m6ds82">
+      <w:hyperlink w:history="1" r:id="rIdb5hrck73ooxm1_v3r5nzg">
         <w:r>
           <w:rPr>
             <w:rStyle w:val="Hyperlink"/>
@@ -992,7 +992,7 @@
       <w:r>
         <w:t xml:space="preserve"> — modifié — </w:t>
       </w:r>
-      <w:hyperlink w:history="1" r:id="rIdpar4yg4pajcoacakupmqf">
+      <w:hyperlink w:history="1" r:id="rIdmighiz9grv_ibzuwwmdvi">
         <w:r>
           <w:rPr>
             <w:rStyle w:val="Hyperlink"/>
@@ -1029,7 +1029,7 @@
       <w:r>
         <w:t xml:space="preserve"> — modifié — </w:t>
       </w:r>
-      <w:hyperlink w:history="1" r:id="rIdp4vzifilkdzh8f--n-ign">
+      <w:hyperlink w:history="1" r:id="rIdujhbvisvrdczwxs3oiubs">
         <w:r>
           <w:rPr>
             <w:rStyle w:val="Hyperlink"/>
@@ -1058,7 +1058,7 @@
       <w:r>
         <w:t xml:space="preserve"> — modifié — </w:t>
       </w:r>
-      <w:hyperlink w:history="1" r:id="rIdrsnrg0v2qv35k4mu3mfyl">
+      <w:hyperlink w:history="1" r:id="rIdbsbk4ksk-8ecddfj4vwhe">
         <w:r>
           <w:rPr>
             <w:rStyle w:val="Hyperlink"/>

--- a/docs/developpement/phases/word/PHASE_18_COUTS_PAR_BUVETTE.docx
+++ b/docs/developpement/phases/word/PHASE_18_COUTS_PAR_BUVETTE.docx
@@ -20,7 +20,7 @@
       <w:r>
         <w:t xml:space="preserve">FlaiX Expert · dossier de développement · généré le 2026-10-19 depuis le dépôt </w:t>
       </w:r>
-      <w:hyperlink w:history="1" r:id="rIdtrf479zaqe97fddjz9gpw">
+      <w:hyperlink w:history="1" r:id="rIdmr-mwd59f34p4uoj0zs4i">
         <w:r>
           <w:rPr>
             <w:rStyle w:val="Hyperlink"/>
@@ -602,7 +602,7 @@
           <w:numId w:val="2"/>
         </w:numPr>
       </w:pPr>
-      <w:hyperlink w:history="1" r:id="rIdyuxoi-hk7kqiqn3niiqtb">
+      <w:hyperlink w:history="1" r:id="rId6rajnux9xhqxpgjlome7e">
         <w:r>
           <w:rPr>
             <w:rStyle w:val="Hyperlink"/>
@@ -622,7 +622,7 @@
           <w:numId w:val="2"/>
         </w:numPr>
       </w:pPr>
-      <w:hyperlink w:history="1" r:id="rIdkorzghgmzy0nsil5aoksq">
+      <w:hyperlink w:history="1" r:id="rIdpulyivork7ckqg8kiem-x">
         <w:r>
           <w:rPr>
             <w:rStyle w:val="Hyperlink"/>
@@ -670,7 +670,7 @@
       <w:r>
         <w:t xml:space="preserve"> — créé — </w:t>
       </w:r>
-      <w:hyperlink w:history="1" r:id="rIdi9vovqaoxs3kktb4le0zr">
+      <w:hyperlink w:history="1" r:id="rIdz-xlnknez2ykau8igfy52">
         <w:r>
           <w:rPr>
             <w:rStyle w:val="Hyperlink"/>
@@ -707,7 +707,7 @@
       <w:r>
         <w:t xml:space="preserve"> — créé — </w:t>
       </w:r>
-      <w:hyperlink w:history="1" r:id="rIdkdztcxp0b8oql6esnacfz">
+      <w:hyperlink w:history="1" r:id="rId0s45vuetyalzysswujxtr">
         <w:r>
           <w:rPr>
             <w:rStyle w:val="Hyperlink"/>
@@ -736,7 +736,7 @@
       <w:r>
         <w:t xml:space="preserve"> — créé — </w:t>
       </w:r>
-      <w:hyperlink w:history="1" r:id="rIdmn1w2lkkxwcwlap4nhwdg">
+      <w:hyperlink w:history="1" r:id="rIdbjmyv0mk0wxi8l6elqyxl">
         <w:r>
           <w:rPr>
             <w:rStyle w:val="Hyperlink"/>
@@ -773,7 +773,7 @@
       <w:r>
         <w:t xml:space="preserve"> — créé — </w:t>
       </w:r>
-      <w:hyperlink w:history="1" r:id="rIdmvflaw7emj3_oo_sm4auq">
+      <w:hyperlink w:history="1" r:id="rIdvpdffslmrmbu7vtewycc4">
         <w:r>
           <w:rPr>
             <w:rStyle w:val="Hyperlink"/>
@@ -802,7 +802,7 @@
       <w:r>
         <w:t xml:space="preserve"> — modifié — </w:t>
       </w:r>
-      <w:hyperlink w:history="1" r:id="rIdziu-4mb3myeek2c9elp4e">
+      <w:hyperlink w:history="1" r:id="rIdlwrdgxmaqfdbsblhnic3m">
         <w:r>
           <w:rPr>
             <w:rStyle w:val="Hyperlink"/>
@@ -831,7 +831,7 @@
       <w:r>
         <w:t xml:space="preserve"> — modifié — </w:t>
       </w:r>
-      <w:hyperlink w:history="1" r:id="rIdwglhvgkqjwsnkybtyb_fb">
+      <w:hyperlink w:history="1" r:id="rId2mtolenx1yzslg6fjhupq">
         <w:r>
           <w:rPr>
             <w:rStyle w:val="Hyperlink"/>
@@ -868,7 +868,7 @@
       <w:r>
         <w:t xml:space="preserve"> — créé — </w:t>
       </w:r>
-      <w:hyperlink w:history="1" r:id="rIdy6tsmvjyjmfvsga1guiko">
+      <w:hyperlink w:history="1" r:id="rIdqgg7earyzlgm36wzuncsy">
         <w:r>
           <w:rPr>
             <w:rStyle w:val="Hyperlink"/>
@@ -897,7 +897,7 @@
       <w:r>
         <w:t xml:space="preserve"> — modifié — </w:t>
       </w:r>
-      <w:hyperlink w:history="1" r:id="rIdmgrd7jql0irwwu_t0hiql">
+      <w:hyperlink w:history="1" r:id="rIdrokk_ioyd8ap3qz7bm9hp">
         <w:r>
           <w:rPr>
             <w:rStyle w:val="Hyperlink"/>
@@ -934,7 +934,7 @@
       <w:r>
         <w:t xml:space="preserve"> — modifié — </w:t>
       </w:r>
-      <w:hyperlink w:history="1" r:id="rIdios02snoinrqb1e7_z-f0">
+      <w:hyperlink w:history="1" r:id="rIdwtrregiiwru6rmi2fqfaz">
         <w:r>
           <w:rPr>
             <w:rStyle w:val="Hyperlink"/>
@@ -963,7 +963,7 @@
       <w:r>
         <w:t xml:space="preserve"> — créé — </w:t>
       </w:r>
-      <w:hyperlink w:history="1" r:id="rIdb5hrck73ooxm1_v3r5nzg">
+      <w:hyperlink w:history="1" r:id="rIddmpwspp7qmvp85jdwms3g">
         <w:r>
           <w:rPr>
             <w:rStyle w:val="Hyperlink"/>
@@ -992,7 +992,7 @@
       <w:r>
         <w:t xml:space="preserve"> — modifié — </w:t>
       </w:r>
-      <w:hyperlink w:history="1" r:id="rIdmighiz9grv_ibzuwwmdvi">
+      <w:hyperlink w:history="1" r:id="rIduxuycc4apv_cifarynfmp">
         <w:r>
           <w:rPr>
             <w:rStyle w:val="Hyperlink"/>
@@ -1029,7 +1029,7 @@
       <w:r>
         <w:t xml:space="preserve"> — modifié — </w:t>
       </w:r>
-      <w:hyperlink w:history="1" r:id="rIdujhbvisvrdczwxs3oiubs">
+      <w:hyperlink w:history="1" r:id="rIdiw9pfkpvdqyfgiu555axn">
         <w:r>
           <w:rPr>
             <w:rStyle w:val="Hyperlink"/>
@@ -1058,7 +1058,7 @@
       <w:r>
         <w:t xml:space="preserve"> — modifié — </w:t>
       </w:r>
-      <w:hyperlink w:history="1" r:id="rIdbsbk4ksk-8ecddfj4vwhe">
+      <w:hyperlink w:history="1" r:id="rIdsyds3ggfrbgi3_oulx8bw">
         <w:r>
           <w:rPr>
             <w:rStyle w:val="Hyperlink"/>

--- a/docs/developpement/phases/word/PHASE_18_COUTS_PAR_BUVETTE.docx
+++ b/docs/developpement/phases/word/PHASE_18_COUTS_PAR_BUVETTE.docx
@@ -20,7 +20,7 @@
       <w:r>
         <w:t xml:space="preserve">FlaiX Expert · dossier de développement · généré le 2026-10-19 depuis le dépôt </w:t>
       </w:r>
-      <w:hyperlink w:history="1" r:id="rIdmr-mwd59f34p4uoj0zs4i">
+      <w:hyperlink w:history="1" r:id="rId0z11nidxq3hb_n5g29xna">
         <w:r>
           <w:rPr>
             <w:rStyle w:val="Hyperlink"/>
@@ -602,7 +602,7 @@
           <w:numId w:val="2"/>
         </w:numPr>
       </w:pPr>
-      <w:hyperlink w:history="1" r:id="rId6rajnux9xhqxpgjlome7e">
+      <w:hyperlink w:history="1" r:id="rIdlpsvptrmsqsr1lkgzdx1q">
         <w:r>
           <w:rPr>
             <w:rStyle w:val="Hyperlink"/>
@@ -622,7 +622,7 @@
           <w:numId w:val="2"/>
         </w:numPr>
       </w:pPr>
-      <w:hyperlink w:history="1" r:id="rIdpulyivork7ckqg8kiem-x">
+      <w:hyperlink w:history="1" r:id="rIdgll4crwxztyjkvonedovc">
         <w:r>
           <w:rPr>
             <w:rStyle w:val="Hyperlink"/>
@@ -670,7 +670,7 @@
       <w:r>
         <w:t xml:space="preserve"> — créé — </w:t>
       </w:r>
-      <w:hyperlink w:history="1" r:id="rIdz-xlnknez2ykau8igfy52">
+      <w:hyperlink w:history="1" r:id="rIdvzyeodlfbyg21vlotxm1i">
         <w:r>
           <w:rPr>
             <w:rStyle w:val="Hyperlink"/>
@@ -707,7 +707,7 @@
       <w:r>
         <w:t xml:space="preserve"> — créé — </w:t>
       </w:r>
-      <w:hyperlink w:history="1" r:id="rId0s45vuetyalzysswujxtr">
+      <w:hyperlink w:history="1" r:id="rIdkxejj7blhanz36b4ss8we">
         <w:r>
           <w:rPr>
             <w:rStyle w:val="Hyperlink"/>
@@ -736,7 +736,7 @@
       <w:r>
         <w:t xml:space="preserve"> — créé — </w:t>
       </w:r>
-      <w:hyperlink w:history="1" r:id="rIdbjmyv0mk0wxi8l6elqyxl">
+      <w:hyperlink w:history="1" r:id="rIdxi9xw-hz0x17u48ferki-">
         <w:r>
           <w:rPr>
             <w:rStyle w:val="Hyperlink"/>
@@ -773,7 +773,7 @@
       <w:r>
         <w:t xml:space="preserve"> — créé — </w:t>
       </w:r>
-      <w:hyperlink w:history="1" r:id="rIdvpdffslmrmbu7vtewycc4">
+      <w:hyperlink w:history="1" r:id="rIddgp3tliilypi0pvovhe6m">
         <w:r>
           <w:rPr>
             <w:rStyle w:val="Hyperlink"/>
@@ -802,7 +802,7 @@
       <w:r>
         <w:t xml:space="preserve"> — modifié — </w:t>
       </w:r>
-      <w:hyperlink w:history="1" r:id="rIdlwrdgxmaqfdbsblhnic3m">
+      <w:hyperlink w:history="1" r:id="rIdp8g1aznqmtyol958knpbu">
         <w:r>
           <w:rPr>
             <w:rStyle w:val="Hyperlink"/>
@@ -831,7 +831,7 @@
       <w:r>
         <w:t xml:space="preserve"> — modifié — </w:t>
       </w:r>
-      <w:hyperlink w:history="1" r:id="rId2mtolenx1yzslg6fjhupq">
+      <w:hyperlink w:history="1" r:id="rIdmefcwgevan9kxtq_djbkt">
         <w:r>
           <w:rPr>
             <w:rStyle w:val="Hyperlink"/>
@@ -868,7 +868,7 @@
       <w:r>
         <w:t xml:space="preserve"> — créé — </w:t>
       </w:r>
-      <w:hyperlink w:history="1" r:id="rIdqgg7earyzlgm36wzuncsy">
+      <w:hyperlink w:history="1" r:id="rIdtyf-5klfyngdr8ksvoeo-">
         <w:r>
           <w:rPr>
             <w:rStyle w:val="Hyperlink"/>
@@ -897,7 +897,7 @@
       <w:r>
         <w:t xml:space="preserve"> — modifié — </w:t>
       </w:r>
-      <w:hyperlink w:history="1" r:id="rIdrokk_ioyd8ap3qz7bm9hp">
+      <w:hyperlink w:history="1" r:id="rId32af_mzughemicm04no7c">
         <w:r>
           <w:rPr>
             <w:rStyle w:val="Hyperlink"/>
@@ -934,7 +934,7 @@
       <w:r>
         <w:t xml:space="preserve"> — modifié — </w:t>
       </w:r>
-      <w:hyperlink w:history="1" r:id="rIdwtrregiiwru6rmi2fqfaz">
+      <w:hyperlink w:history="1" r:id="rIdi1y68wqfw63q9d55i5kud">
         <w:r>
           <w:rPr>
             <w:rStyle w:val="Hyperlink"/>
@@ -963,7 +963,7 @@
       <w:r>
         <w:t xml:space="preserve"> — créé — </w:t>
       </w:r>
-      <w:hyperlink w:history="1" r:id="rIddmpwspp7qmvp85jdwms3g">
+      <w:hyperlink w:history="1" r:id="rId3j-rrsyv84ypyrmzobv4z">
         <w:r>
           <w:rPr>
             <w:rStyle w:val="Hyperlink"/>
@@ -992,7 +992,7 @@
       <w:r>
         <w:t xml:space="preserve"> — modifié — </w:t>
       </w:r>
-      <w:hyperlink w:history="1" r:id="rIduxuycc4apv_cifarynfmp">
+      <w:hyperlink w:history="1" r:id="rIditla6tlz3tnvyqkhpegws">
         <w:r>
           <w:rPr>
             <w:rStyle w:val="Hyperlink"/>
@@ -1029,7 +1029,7 @@
       <w:r>
         <w:t xml:space="preserve"> — modifié — </w:t>
       </w:r>
-      <w:hyperlink w:history="1" r:id="rIdiw9pfkpvdqyfgiu555axn">
+      <w:hyperlink w:history="1" r:id="rId0uvftvaukkppoghn_fhoo">
         <w:r>
           <w:rPr>
             <w:rStyle w:val="Hyperlink"/>
@@ -1058,7 +1058,7 @@
       <w:r>
         <w:t xml:space="preserve"> — modifié — </w:t>
       </w:r>
-      <w:hyperlink w:history="1" r:id="rIdsyds3ggfrbgi3_oulx8bw">
+      <w:hyperlink w:history="1" r:id="rIds9rk9b5elkbn01nmkvxme">
         <w:r>
           <w:rPr>
             <w:rStyle w:val="Hyperlink"/>

--- a/docs/developpement/phases/word/PHASE_18_COUTS_PAR_BUVETTE.docx
+++ b/docs/developpement/phases/word/PHASE_18_COUTS_PAR_BUVETTE.docx
@@ -18,9 +18,9 @@
         <w:shd w:fill="F6F3FF" w:color="auto" w:val="clear"/>
       </w:pPr>
       <w:r>
-        <w:t xml:space="preserve">FlaiX Expert · dossier de développement · généré le 2026-10-19 depuis le dépôt </w:t>
-      </w:r>
-      <w:hyperlink w:history="1" r:id="rId0z11nidxq3hb_n5g29xna">
+        <w:t xml:space="preserve">FlaiX Expert · dossier de développement · généré le 2026-10-21 depuis le dépôt </w:t>
+      </w:r>
+      <w:hyperlink w:history="1" r:id="rIdhocsiy_pvvnlwdgscnd6b">
         <w:r>
           <w:rPr>
             <w:rStyle w:val="Hyperlink"/>
@@ -602,7 +602,7 @@
           <w:numId w:val="2"/>
         </w:numPr>
       </w:pPr>
-      <w:hyperlink w:history="1" r:id="rIdlpsvptrmsqsr1lkgzdx1q">
+      <w:hyperlink w:history="1" r:id="rIdvlhsrolvrplojwytktarh">
         <w:r>
           <w:rPr>
             <w:rStyle w:val="Hyperlink"/>
@@ -622,7 +622,7 @@
           <w:numId w:val="2"/>
         </w:numPr>
       </w:pPr>
-      <w:hyperlink w:history="1" r:id="rIdgll4crwxztyjkvonedovc">
+      <w:hyperlink w:history="1" r:id="rIdd8txzkwgz25ro1ghrfavm">
         <w:r>
           <w:rPr>
             <w:rStyle w:val="Hyperlink"/>
@@ -670,7 +670,7 @@
       <w:r>
         <w:t xml:space="preserve"> — créé — </w:t>
       </w:r>
-      <w:hyperlink w:history="1" r:id="rIdvzyeodlfbyg21vlotxm1i">
+      <w:hyperlink w:history="1" r:id="rIdwar_diibd4appgf3mlpk_">
         <w:r>
           <w:rPr>
             <w:rStyle w:val="Hyperlink"/>
@@ -707,7 +707,7 @@
       <w:r>
         <w:t xml:space="preserve"> — créé — </w:t>
       </w:r>
-      <w:hyperlink w:history="1" r:id="rIdkxejj7blhanz36b4ss8we">
+      <w:hyperlink w:history="1" r:id="rIdnwf4orr3e1cju_uoiotuw">
         <w:r>
           <w:rPr>
             <w:rStyle w:val="Hyperlink"/>
@@ -736,7 +736,7 @@
       <w:r>
         <w:t xml:space="preserve"> — créé — </w:t>
       </w:r>
-      <w:hyperlink w:history="1" r:id="rIdxi9xw-hz0x17u48ferki-">
+      <w:hyperlink w:history="1" r:id="rIdruf8qcii1nzem3m53eqg1">
         <w:r>
           <w:rPr>
             <w:rStyle w:val="Hyperlink"/>
@@ -773,7 +773,7 @@
       <w:r>
         <w:t xml:space="preserve"> — créé — </w:t>
       </w:r>
-      <w:hyperlink w:history="1" r:id="rIddgp3tliilypi0pvovhe6m">
+      <w:hyperlink w:history="1" r:id="rIdfl93wfpu76uf4ymhmp_um">
         <w:r>
           <w:rPr>
             <w:rStyle w:val="Hyperlink"/>
@@ -802,7 +802,7 @@
       <w:r>
         <w:t xml:space="preserve"> — modifié — </w:t>
       </w:r>
-      <w:hyperlink w:history="1" r:id="rIdp8g1aznqmtyol958knpbu">
+      <w:hyperlink w:history="1" r:id="rIddei8z0vgets9kxcqsgmcw">
         <w:r>
           <w:rPr>
             <w:rStyle w:val="Hyperlink"/>
@@ -831,7 +831,7 @@
       <w:r>
         <w:t xml:space="preserve"> — modifié — </w:t>
       </w:r>
-      <w:hyperlink w:history="1" r:id="rIdmefcwgevan9kxtq_djbkt">
+      <w:hyperlink w:history="1" r:id="rIddnnhqxy_m-018icko4rxs">
         <w:r>
           <w:rPr>
             <w:rStyle w:val="Hyperlink"/>
@@ -868,7 +868,7 @@
       <w:r>
         <w:t xml:space="preserve"> — créé — </w:t>
       </w:r>
-      <w:hyperlink w:history="1" r:id="rIdtyf-5klfyngdr8ksvoeo-">
+      <w:hyperlink w:history="1" r:id="rIdbtxi6klvjtwbntqg96ory">
         <w:r>
           <w:rPr>
             <w:rStyle w:val="Hyperlink"/>
@@ -897,7 +897,7 @@
       <w:r>
         <w:t xml:space="preserve"> — modifié — </w:t>
       </w:r>
-      <w:hyperlink w:history="1" r:id="rId32af_mzughemicm04no7c">
+      <w:hyperlink w:history="1" r:id="rIdi1dqfj9fjxfh1u7ax_mua">
         <w:r>
           <w:rPr>
             <w:rStyle w:val="Hyperlink"/>
@@ -934,7 +934,7 @@
       <w:r>
         <w:t xml:space="preserve"> — modifié — </w:t>
       </w:r>
-      <w:hyperlink w:history="1" r:id="rIdi1y68wqfw63q9d55i5kud">
+      <w:hyperlink w:history="1" r:id="rIdefsxm098ggotarcu9ffss">
         <w:r>
           <w:rPr>
             <w:rStyle w:val="Hyperlink"/>
@@ -963,7 +963,7 @@
       <w:r>
         <w:t xml:space="preserve"> — créé — </w:t>
       </w:r>
-      <w:hyperlink w:history="1" r:id="rId3j-rrsyv84ypyrmzobv4z">
+      <w:hyperlink w:history="1" r:id="rIdzwbep-ytvmwztwmrd7uwk">
         <w:r>
           <w:rPr>
             <w:rStyle w:val="Hyperlink"/>
@@ -992,7 +992,7 @@
       <w:r>
         <w:t xml:space="preserve"> — modifié — </w:t>
       </w:r>
-      <w:hyperlink w:history="1" r:id="rIditla6tlz3tnvyqkhpegws">
+      <w:hyperlink w:history="1" r:id="rIdhmdkps8xogffomuwlcjvh">
         <w:r>
           <w:rPr>
             <w:rStyle w:val="Hyperlink"/>
@@ -1029,7 +1029,7 @@
       <w:r>
         <w:t xml:space="preserve"> — modifié — </w:t>
       </w:r>
-      <w:hyperlink w:history="1" r:id="rId0uvftvaukkppoghn_fhoo">
+      <w:hyperlink w:history="1" r:id="rIdo8vufitfzd83ibnpojrpl">
         <w:r>
           <w:rPr>
             <w:rStyle w:val="Hyperlink"/>
@@ -1058,7 +1058,7 @@
       <w:r>
         <w:t xml:space="preserve"> — modifié — </w:t>
       </w:r>
-      <w:hyperlink w:history="1" r:id="rIds9rk9b5elkbn01nmkvxme">
+      <w:hyperlink w:history="1" r:id="rIdr4hgcp_j3hjaq5k_sw7ed">
         <w:r>
           <w:rPr>
             <w:rStyle w:val="Hyperlink"/>

--- a/docs/developpement/phases/word/PHASE_18_COUTS_PAR_BUVETTE.docx
+++ b/docs/developpement/phases/word/PHASE_18_COUTS_PAR_BUVETTE.docx
@@ -20,7 +20,7 @@
       <w:r>
         <w:t xml:space="preserve">FlaiX Expert · dossier de développement · généré le 2026-10-21 depuis le dépôt </w:t>
       </w:r>
-      <w:hyperlink w:history="1" r:id="rIdhocsiy_pvvnlwdgscnd6b">
+      <w:hyperlink w:history="1" r:id="rIdp8-0d0zvbnomjxyvrrzda">
         <w:r>
           <w:rPr>
             <w:rStyle w:val="Hyperlink"/>
@@ -602,7 +602,7 @@
           <w:numId w:val="2"/>
         </w:numPr>
       </w:pPr>
-      <w:hyperlink w:history="1" r:id="rIdvlhsrolvrplojwytktarh">
+      <w:hyperlink w:history="1" r:id="rIdcgp7o6f-9akpykxcf_6cu">
         <w:r>
           <w:rPr>
             <w:rStyle w:val="Hyperlink"/>
@@ -622,7 +622,7 @@
           <w:numId w:val="2"/>
         </w:numPr>
       </w:pPr>
-      <w:hyperlink w:history="1" r:id="rIdd8txzkwgz25ro1ghrfavm">
+      <w:hyperlink w:history="1" r:id="rIddzq-kfybjj_vawuuvd21y">
         <w:r>
           <w:rPr>
             <w:rStyle w:val="Hyperlink"/>
@@ -670,7 +670,7 @@
       <w:r>
         <w:t xml:space="preserve"> — créé — </w:t>
       </w:r>
-      <w:hyperlink w:history="1" r:id="rIdwar_diibd4appgf3mlpk_">
+      <w:hyperlink w:history="1" r:id="rIdrkaokpmyeh6swt2fz3c5e">
         <w:r>
           <w:rPr>
             <w:rStyle w:val="Hyperlink"/>
@@ -707,7 +707,7 @@
       <w:r>
         <w:t xml:space="preserve"> — créé — </w:t>
       </w:r>
-      <w:hyperlink w:history="1" r:id="rIdnwf4orr3e1cju_uoiotuw">
+      <w:hyperlink w:history="1" r:id="rIdgykzwvm2j2vmfajwmjwxt">
         <w:r>
           <w:rPr>
             <w:rStyle w:val="Hyperlink"/>
@@ -736,7 +736,7 @@
       <w:r>
         <w:t xml:space="preserve"> — créé — </w:t>
       </w:r>
-      <w:hyperlink w:history="1" r:id="rIdruf8qcii1nzem3m53eqg1">
+      <w:hyperlink w:history="1" r:id="rIdirencyc4enu8jz0birwzx">
         <w:r>
           <w:rPr>
             <w:rStyle w:val="Hyperlink"/>
@@ -773,7 +773,7 @@
       <w:r>
         <w:t xml:space="preserve"> — créé — </w:t>
       </w:r>
-      <w:hyperlink w:history="1" r:id="rIdfl93wfpu76uf4ymhmp_um">
+      <w:hyperlink w:history="1" r:id="rIdpmf4nbkzzr1pbiil3rhaj">
         <w:r>
           <w:rPr>
             <w:rStyle w:val="Hyperlink"/>
@@ -802,7 +802,7 @@
       <w:r>
         <w:t xml:space="preserve"> — modifié — </w:t>
       </w:r>
-      <w:hyperlink w:history="1" r:id="rIddei8z0vgets9kxcqsgmcw">
+      <w:hyperlink w:history="1" r:id="rIdutcdfs3ftw7xkhgoam4py">
         <w:r>
           <w:rPr>
             <w:rStyle w:val="Hyperlink"/>
@@ -831,7 +831,7 @@
       <w:r>
         <w:t xml:space="preserve"> — modifié — </w:t>
       </w:r>
-      <w:hyperlink w:history="1" r:id="rIddnnhqxy_m-018icko4rxs">
+      <w:hyperlink w:history="1" r:id="rIdwui_frhz4fdmuoxn8ggd9">
         <w:r>
           <w:rPr>
             <w:rStyle w:val="Hyperlink"/>
@@ -868,7 +868,7 @@
       <w:r>
         <w:t xml:space="preserve"> — créé — </w:t>
       </w:r>
-      <w:hyperlink w:history="1" r:id="rIdbtxi6klvjtwbntqg96ory">
+      <w:hyperlink w:history="1" r:id="rIdq7ru5bubqekqpdwq1eqfj">
         <w:r>
           <w:rPr>
             <w:rStyle w:val="Hyperlink"/>
@@ -897,7 +897,7 @@
       <w:r>
         <w:t xml:space="preserve"> — modifié — </w:t>
       </w:r>
-      <w:hyperlink w:history="1" r:id="rIdi1dqfj9fjxfh1u7ax_mua">
+      <w:hyperlink w:history="1" r:id="rIdi4ffzlwosifj9tkwxs7i4">
         <w:r>
           <w:rPr>
             <w:rStyle w:val="Hyperlink"/>
@@ -934,7 +934,7 @@
       <w:r>
         <w:t xml:space="preserve"> — modifié — </w:t>
       </w:r>
-      <w:hyperlink w:history="1" r:id="rIdefsxm098ggotarcu9ffss">
+      <w:hyperlink w:history="1" r:id="rIdewrzrafhn_qqfwvtgkz-j">
         <w:r>
           <w:rPr>
             <w:rStyle w:val="Hyperlink"/>
@@ -963,7 +963,7 @@
       <w:r>
         <w:t xml:space="preserve"> — créé — </w:t>
       </w:r>
-      <w:hyperlink w:history="1" r:id="rIdzwbep-ytvmwztwmrd7uwk">
+      <w:hyperlink w:history="1" r:id="rIdzigvjjuotvpvru7swaqjk">
         <w:r>
           <w:rPr>
             <w:rStyle w:val="Hyperlink"/>
@@ -992,7 +992,7 @@
       <w:r>
         <w:t xml:space="preserve"> — modifié — </w:t>
       </w:r>
-      <w:hyperlink w:history="1" r:id="rIdhmdkps8xogffomuwlcjvh">
+      <w:hyperlink w:history="1" r:id="rIdniszy5viq2jymigq6qw8s">
         <w:r>
           <w:rPr>
             <w:rStyle w:val="Hyperlink"/>
@@ -1029,7 +1029,7 @@
       <w:r>
         <w:t xml:space="preserve"> — modifié — </w:t>
       </w:r>
-      <w:hyperlink w:history="1" r:id="rIdo8vufitfzd83ibnpojrpl">
+      <w:hyperlink w:history="1" r:id="rIdippip0onxqgkdcfdsmuss">
         <w:r>
           <w:rPr>
             <w:rStyle w:val="Hyperlink"/>
@@ -1058,7 +1058,7 @@
       <w:r>
         <w:t xml:space="preserve"> — modifié — </w:t>
       </w:r>
-      <w:hyperlink w:history="1" r:id="rIdr4hgcp_j3hjaq5k_sw7ed">
+      <w:hyperlink w:history="1" r:id="rId-njkmuas5e1fz6kjakfdy">
         <w:r>
           <w:rPr>
             <w:rStyle w:val="Hyperlink"/>

--- a/docs/developpement/phases/word/PHASE_18_COUTS_PAR_BUVETTE.docx
+++ b/docs/developpement/phases/word/PHASE_18_COUTS_PAR_BUVETTE.docx
@@ -18,9 +18,9 @@
         <w:shd w:fill="F6F3FF" w:color="auto" w:val="clear"/>
       </w:pPr>
       <w:r>
-        <w:t xml:space="preserve">FlaiX Expert · dossier de développement · généré le 2026-10-21 depuis le dépôt </w:t>
-      </w:r>
-      <w:hyperlink w:history="1" r:id="rIdp8-0d0zvbnomjxyvrrzda">
+        <w:t xml:space="preserve">FlaiX Expert · dossier de développement · généré le 2026-10-23 depuis le dépôt </w:t>
+      </w:r>
+      <w:hyperlink w:history="1" r:id="rIdrncdppd2lwx-l5ihd8-yk">
         <w:r>
           <w:rPr>
             <w:rStyle w:val="Hyperlink"/>
@@ -602,7 +602,7 @@
           <w:numId w:val="2"/>
         </w:numPr>
       </w:pPr>
-      <w:hyperlink w:history="1" r:id="rIdcgp7o6f-9akpykxcf_6cu">
+      <w:hyperlink w:history="1" r:id="rIdwo5o_-083b7ktkgf0dw-u">
         <w:r>
           <w:rPr>
             <w:rStyle w:val="Hyperlink"/>
@@ -622,7 +622,7 @@
           <w:numId w:val="2"/>
         </w:numPr>
       </w:pPr>
-      <w:hyperlink w:history="1" r:id="rIddzq-kfybjj_vawuuvd21y">
+      <w:hyperlink w:history="1" r:id="rIdl14he4xqmh4ncgxkv5xeq">
         <w:r>
           <w:rPr>
             <w:rStyle w:val="Hyperlink"/>
@@ -670,7 +670,7 @@
       <w:r>
         <w:t xml:space="preserve"> — créé — </w:t>
       </w:r>
-      <w:hyperlink w:history="1" r:id="rIdrkaokpmyeh6swt2fz3c5e">
+      <w:hyperlink w:history="1" r:id="rIdthojxz-zn44qc3juxg3os">
         <w:r>
           <w:rPr>
             <w:rStyle w:val="Hyperlink"/>
@@ -707,7 +707,7 @@
       <w:r>
         <w:t xml:space="preserve"> — créé — </w:t>
       </w:r>
-      <w:hyperlink w:history="1" r:id="rIdgykzwvm2j2vmfajwmjwxt">
+      <w:hyperlink w:history="1" r:id="rIdxd2j9iib01vyxy5q4zuje">
         <w:r>
           <w:rPr>
             <w:rStyle w:val="Hyperlink"/>
@@ -736,7 +736,7 @@
       <w:r>
         <w:t xml:space="preserve"> — créé — </w:t>
       </w:r>
-      <w:hyperlink w:history="1" r:id="rIdirencyc4enu8jz0birwzx">
+      <w:hyperlink w:history="1" r:id="rIducrjctgxwnwnnimszj25b">
         <w:r>
           <w:rPr>
             <w:rStyle w:val="Hyperlink"/>
@@ -773,7 +773,7 @@
       <w:r>
         <w:t xml:space="preserve"> — créé — </w:t>
       </w:r>
-      <w:hyperlink w:history="1" r:id="rIdpmf4nbkzzr1pbiil3rhaj">
+      <w:hyperlink w:history="1" r:id="rIdtmqeo4mkyyau2ah-bcs9_">
         <w:r>
           <w:rPr>
             <w:rStyle w:val="Hyperlink"/>
@@ -802,7 +802,7 @@
       <w:r>
         <w:t xml:space="preserve"> — modifié — </w:t>
       </w:r>
-      <w:hyperlink w:history="1" r:id="rIdutcdfs3ftw7xkhgoam4py">
+      <w:hyperlink w:history="1" r:id="rIdzrziixabcqk0tjwfezqfm">
         <w:r>
           <w:rPr>
             <w:rStyle w:val="Hyperlink"/>
@@ -831,7 +831,7 @@
       <w:r>
         <w:t xml:space="preserve"> — modifié — </w:t>
       </w:r>
-      <w:hyperlink w:history="1" r:id="rIdwui_frhz4fdmuoxn8ggd9">
+      <w:hyperlink w:history="1" r:id="rId4-fgj43-3drr-xqau16ty">
         <w:r>
           <w:rPr>
             <w:rStyle w:val="Hyperlink"/>
@@ -868,7 +868,7 @@
       <w:r>
         <w:t xml:space="preserve"> — créé — </w:t>
       </w:r>
-      <w:hyperlink w:history="1" r:id="rIdq7ru5bubqekqpdwq1eqfj">
+      <w:hyperlink w:history="1" r:id="rId2psvb8tib6f_g0nilndiu">
         <w:r>
           <w:rPr>
             <w:rStyle w:val="Hyperlink"/>
@@ -897,7 +897,7 @@
       <w:r>
         <w:t xml:space="preserve"> — modifié — </w:t>
       </w:r>
-      <w:hyperlink w:history="1" r:id="rIdi4ffzlwosifj9tkwxs7i4">
+      <w:hyperlink w:history="1" r:id="rIdhb3dvqkvqcga0ivq8llxk">
         <w:r>
           <w:rPr>
             <w:rStyle w:val="Hyperlink"/>
@@ -934,7 +934,7 @@
       <w:r>
         <w:t xml:space="preserve"> — modifié — </w:t>
       </w:r>
-      <w:hyperlink w:history="1" r:id="rIdewrzrafhn_qqfwvtgkz-j">
+      <w:hyperlink w:history="1" r:id="rIdiusx1rbfspd505rrioz80">
         <w:r>
           <w:rPr>
             <w:rStyle w:val="Hyperlink"/>
@@ -963,7 +963,7 @@
       <w:r>
         <w:t xml:space="preserve"> — créé — </w:t>
       </w:r>
-      <w:hyperlink w:history="1" r:id="rIdzigvjjuotvpvru7swaqjk">
+      <w:hyperlink w:history="1" r:id="rIdkjtf8f5ujgevv5p2djzpm">
         <w:r>
           <w:rPr>
             <w:rStyle w:val="Hyperlink"/>
@@ -992,7 +992,7 @@
       <w:r>
         <w:t xml:space="preserve"> — modifié — </w:t>
       </w:r>
-      <w:hyperlink w:history="1" r:id="rIdniszy5viq2jymigq6qw8s">
+      <w:hyperlink w:history="1" r:id="rIdvac8hpmqrwj5wjzj51h6r">
         <w:r>
           <w:rPr>
             <w:rStyle w:val="Hyperlink"/>
@@ -1029,7 +1029,7 @@
       <w:r>
         <w:t xml:space="preserve"> — modifié — </w:t>
       </w:r>
-      <w:hyperlink w:history="1" r:id="rIdippip0onxqgkdcfdsmuss">
+      <w:hyperlink w:history="1" r:id="rIdncflwma5go1ildq4e3zul">
         <w:r>
           <w:rPr>
             <w:rStyle w:val="Hyperlink"/>
@@ -1058,7 +1058,7 @@
       <w:r>
         <w:t xml:space="preserve"> — modifié — </w:t>
       </w:r>
-      <w:hyperlink w:history="1" r:id="rId-njkmuas5e1fz6kjakfdy">
+      <w:hyperlink w:history="1" r:id="rId7u3dtxndblpgj7q3s1win">
         <w:r>
           <w:rPr>
             <w:rStyle w:val="Hyperlink"/>

--- a/docs/developpement/phases/word/PHASE_18_COUTS_PAR_BUVETTE.docx
+++ b/docs/developpement/phases/word/PHASE_18_COUTS_PAR_BUVETTE.docx
@@ -18,9 +18,9 @@
         <w:shd w:fill="F6F3FF" w:color="auto" w:val="clear"/>
       </w:pPr>
       <w:r>
-        <w:t xml:space="preserve">FlaiX Expert · dossier de développement · généré le 2026-10-23 depuis le dépôt </w:t>
-      </w:r>
-      <w:hyperlink w:history="1" r:id="rIdrncdppd2lwx-l5ihd8-yk">
+        <w:t xml:space="preserve">FlaiX Expert · dossier de développement · généré le 2026-10-24 depuis le dépôt </w:t>
+      </w:r>
+      <w:hyperlink w:history="1" r:id="rIdnk3d0fwm20pcqmlwo36a3">
         <w:r>
           <w:rPr>
             <w:rStyle w:val="Hyperlink"/>
@@ -602,7 +602,7 @@
           <w:numId w:val="2"/>
         </w:numPr>
       </w:pPr>
-      <w:hyperlink w:history="1" r:id="rIdwo5o_-083b7ktkgf0dw-u">
+      <w:hyperlink w:history="1" r:id="rIdxvll_dibckpvptsmhckeb">
         <w:r>
           <w:rPr>
             <w:rStyle w:val="Hyperlink"/>
@@ -622,7 +622,7 @@
           <w:numId w:val="2"/>
         </w:numPr>
       </w:pPr>
-      <w:hyperlink w:history="1" r:id="rIdl14he4xqmh4ncgxkv5xeq">
+      <w:hyperlink w:history="1" r:id="rId4ksfinxgk-3krfwf-lfd5">
         <w:r>
           <w:rPr>
             <w:rStyle w:val="Hyperlink"/>
@@ -670,7 +670,7 @@
       <w:r>
         <w:t xml:space="preserve"> — créé — </w:t>
       </w:r>
-      <w:hyperlink w:history="1" r:id="rIdthojxz-zn44qc3juxg3os">
+      <w:hyperlink w:history="1" r:id="rIdj8nwuk6qoyewcafupjk54">
         <w:r>
           <w:rPr>
             <w:rStyle w:val="Hyperlink"/>
@@ -707,7 +707,7 @@
       <w:r>
         <w:t xml:space="preserve"> — créé — </w:t>
       </w:r>
-      <w:hyperlink w:history="1" r:id="rIdxd2j9iib01vyxy5q4zuje">
+      <w:hyperlink w:history="1" r:id="rIdwegk9feic9ak1c1dhdjtk">
         <w:r>
           <w:rPr>
             <w:rStyle w:val="Hyperlink"/>
@@ -736,7 +736,7 @@
       <w:r>
         <w:t xml:space="preserve"> — créé — </w:t>
       </w:r>
-      <w:hyperlink w:history="1" r:id="rIducrjctgxwnwnnimszj25b">
+      <w:hyperlink w:history="1" r:id="rIdtxfpllhwgugopbzbzhuli">
         <w:r>
           <w:rPr>
             <w:rStyle w:val="Hyperlink"/>
@@ -773,7 +773,7 @@
       <w:r>
         <w:t xml:space="preserve"> — créé — </w:t>
       </w:r>
-      <w:hyperlink w:history="1" r:id="rIdtmqeo4mkyyau2ah-bcs9_">
+      <w:hyperlink w:history="1" r:id="rId7hyswufbsmlqx7zjhelii">
         <w:r>
           <w:rPr>
             <w:rStyle w:val="Hyperlink"/>
@@ -802,7 +802,7 @@
       <w:r>
         <w:t xml:space="preserve"> — modifié — </w:t>
       </w:r>
-      <w:hyperlink w:history="1" r:id="rIdzrziixabcqk0tjwfezqfm">
+      <w:hyperlink w:history="1" r:id="rIdvmex4ba-gtngfx_txh4h7">
         <w:r>
           <w:rPr>
             <w:rStyle w:val="Hyperlink"/>
@@ -831,7 +831,7 @@
       <w:r>
         <w:t xml:space="preserve"> — modifié — </w:t>
       </w:r>
-      <w:hyperlink w:history="1" r:id="rId4-fgj43-3drr-xqau16ty">
+      <w:hyperlink w:history="1" r:id="rIdeufyq-uhz9u4fxzmwpirx">
         <w:r>
           <w:rPr>
             <w:rStyle w:val="Hyperlink"/>
@@ -868,7 +868,7 @@
       <w:r>
         <w:t xml:space="preserve"> — créé — </w:t>
       </w:r>
-      <w:hyperlink w:history="1" r:id="rId2psvb8tib6f_g0nilndiu">
+      <w:hyperlink w:history="1" r:id="rIdnwa2-z6wzqhas82y4rvoo">
         <w:r>
           <w:rPr>
             <w:rStyle w:val="Hyperlink"/>
@@ -897,7 +897,7 @@
       <w:r>
         <w:t xml:space="preserve"> — modifié — </w:t>
       </w:r>
-      <w:hyperlink w:history="1" r:id="rIdhb3dvqkvqcga0ivq8llxk">
+      <w:hyperlink w:history="1" r:id="rIdnt_f8xh7tyh8ku_x0_fi1">
         <w:r>
           <w:rPr>
             <w:rStyle w:val="Hyperlink"/>
@@ -934,7 +934,7 @@
       <w:r>
         <w:t xml:space="preserve"> — modifié — </w:t>
       </w:r>
-      <w:hyperlink w:history="1" r:id="rIdiusx1rbfspd505rrioz80">
+      <w:hyperlink w:history="1" r:id="rIdcihijggss8lspstl2m9pa">
         <w:r>
           <w:rPr>
             <w:rStyle w:val="Hyperlink"/>
@@ -963,7 +963,7 @@
       <w:r>
         <w:t xml:space="preserve"> — créé — </w:t>
       </w:r>
-      <w:hyperlink w:history="1" r:id="rIdkjtf8f5ujgevv5p2djzpm">
+      <w:hyperlink w:history="1" r:id="rIdsntdkk_ffnehcwciwnwh6">
         <w:r>
           <w:rPr>
             <w:rStyle w:val="Hyperlink"/>
@@ -992,7 +992,7 @@
       <w:r>
         <w:t xml:space="preserve"> — modifié — </w:t>
       </w:r>
-      <w:hyperlink w:history="1" r:id="rIdvac8hpmqrwj5wjzj51h6r">
+      <w:hyperlink w:history="1" r:id="rIdom4-ew218mlr5qz73qd9m">
         <w:r>
           <w:rPr>
             <w:rStyle w:val="Hyperlink"/>
@@ -1029,7 +1029,7 @@
       <w:r>
         <w:t xml:space="preserve"> — modifié — </w:t>
       </w:r>
-      <w:hyperlink w:history="1" r:id="rIdncflwma5go1ildq4e3zul">
+      <w:hyperlink w:history="1" r:id="rIdd-g34m-j2wxy2e5nuipre">
         <w:r>
           <w:rPr>
             <w:rStyle w:val="Hyperlink"/>
@@ -1058,7 +1058,7 @@
       <w:r>
         <w:t xml:space="preserve"> — modifié — </w:t>
       </w:r>
-      <w:hyperlink w:history="1" r:id="rId7u3dtxndblpgj7q3s1win">
+      <w:hyperlink w:history="1" r:id="rIdeefvtfn2qt9d1h2e--nrf">
         <w:r>
           <w:rPr>
             <w:rStyle w:val="Hyperlink"/>

--- a/docs/developpement/phases/word/PHASE_18_COUTS_PAR_BUVETTE.docx
+++ b/docs/developpement/phases/word/PHASE_18_COUTS_PAR_BUVETTE.docx
@@ -18,9 +18,9 @@
         <w:shd w:fill="F6F3FF" w:color="auto" w:val="clear"/>
       </w:pPr>
       <w:r>
-        <w:t xml:space="preserve">FlaiX Expert · dossier de développement · généré le 2026-10-24 depuis le dépôt </w:t>
-      </w:r>
-      <w:hyperlink w:history="1" r:id="rIdnk3d0fwm20pcqmlwo36a3">
+        <w:t xml:space="preserve">FlaiX Expert · dossier de développement · généré le 2026-10-25 depuis le dépôt </w:t>
+      </w:r>
+      <w:hyperlink w:history="1" r:id="rId0x1i6qtdxts9vwj4o9rke">
         <w:r>
           <w:rPr>
             <w:rStyle w:val="Hyperlink"/>
@@ -602,7 +602,7 @@
           <w:numId w:val="2"/>
         </w:numPr>
       </w:pPr>
-      <w:hyperlink w:history="1" r:id="rIdxvll_dibckpvptsmhckeb">
+      <w:hyperlink w:history="1" r:id="rIdkksz-v8anynwwyrpyndm6">
         <w:r>
           <w:rPr>
             <w:rStyle w:val="Hyperlink"/>
@@ -622,7 +622,7 @@
           <w:numId w:val="2"/>
         </w:numPr>
       </w:pPr>
-      <w:hyperlink w:history="1" r:id="rId4ksfinxgk-3krfwf-lfd5">
+      <w:hyperlink w:history="1" r:id="rIdadmig3qdln0vx3rws1w_b">
         <w:r>
           <w:rPr>
             <w:rStyle w:val="Hyperlink"/>
@@ -670,7 +670,7 @@
       <w:r>
         <w:t xml:space="preserve"> — créé — </w:t>
       </w:r>
-      <w:hyperlink w:history="1" r:id="rIdj8nwuk6qoyewcafupjk54">
+      <w:hyperlink w:history="1" r:id="rIdppqnpef5aky3dv3x21yp0">
         <w:r>
           <w:rPr>
             <w:rStyle w:val="Hyperlink"/>
@@ -707,7 +707,7 @@
       <w:r>
         <w:t xml:space="preserve"> — créé — </w:t>
       </w:r>
-      <w:hyperlink w:history="1" r:id="rIdwegk9feic9ak1c1dhdjtk">
+      <w:hyperlink w:history="1" r:id="rIdfn-t8dg7a05foqnpugsrt">
         <w:r>
           <w:rPr>
             <w:rStyle w:val="Hyperlink"/>
@@ -736,7 +736,7 @@
       <w:r>
         <w:t xml:space="preserve"> — créé — </w:t>
       </w:r>
-      <w:hyperlink w:history="1" r:id="rIdtxfpllhwgugopbzbzhuli">
+      <w:hyperlink w:history="1" r:id="rIdvumroqxqgeq8dcub6pngp">
         <w:r>
           <w:rPr>
             <w:rStyle w:val="Hyperlink"/>
@@ -773,7 +773,7 @@
       <w:r>
         <w:t xml:space="preserve"> — créé — </w:t>
       </w:r>
-      <w:hyperlink w:history="1" r:id="rId7hyswufbsmlqx7zjhelii">
+      <w:hyperlink w:history="1" r:id="rIdwywidz30vhipk7w7uyin-">
         <w:r>
           <w:rPr>
             <w:rStyle w:val="Hyperlink"/>
@@ -802,7 +802,7 @@
       <w:r>
         <w:t xml:space="preserve"> — modifié — </w:t>
       </w:r>
-      <w:hyperlink w:history="1" r:id="rIdvmex4ba-gtngfx_txh4h7">
+      <w:hyperlink w:history="1" r:id="rIdbwy5--uc6y7xf7nhszshv">
         <w:r>
           <w:rPr>
             <w:rStyle w:val="Hyperlink"/>
@@ -831,7 +831,7 @@
       <w:r>
         <w:t xml:space="preserve"> — modifié — </w:t>
       </w:r>
-      <w:hyperlink w:history="1" r:id="rIdeufyq-uhz9u4fxzmwpirx">
+      <w:hyperlink w:history="1" r:id="rIdq3mzh8qqtnt_ytmvkc67s">
         <w:r>
           <w:rPr>
             <w:rStyle w:val="Hyperlink"/>
@@ -868,7 +868,7 @@
       <w:r>
         <w:t xml:space="preserve"> — créé — </w:t>
       </w:r>
-      <w:hyperlink w:history="1" r:id="rIdnwa2-z6wzqhas82y4rvoo">
+      <w:hyperlink w:history="1" r:id="rId8wsr1gcks1_mrgsyh4mn9">
         <w:r>
           <w:rPr>
             <w:rStyle w:val="Hyperlink"/>
@@ -897,7 +897,7 @@
       <w:r>
         <w:t xml:space="preserve"> — modifié — </w:t>
       </w:r>
-      <w:hyperlink w:history="1" r:id="rIdnt_f8xh7tyh8ku_x0_fi1">
+      <w:hyperlink w:history="1" r:id="rIdgfbqx7vkn7lyytgwakro3">
         <w:r>
           <w:rPr>
             <w:rStyle w:val="Hyperlink"/>
@@ -934,7 +934,7 @@
       <w:r>
         <w:t xml:space="preserve"> — modifié — </w:t>
       </w:r>
-      <w:hyperlink w:history="1" r:id="rIdcihijggss8lspstl2m9pa">
+      <w:hyperlink w:history="1" r:id="rIdx4eb8mmdkhnqybedhkakh">
         <w:r>
           <w:rPr>
             <w:rStyle w:val="Hyperlink"/>
@@ -963,7 +963,7 @@
       <w:r>
         <w:t xml:space="preserve"> — créé — </w:t>
       </w:r>
-      <w:hyperlink w:history="1" r:id="rIdsntdkk_ffnehcwciwnwh6">
+      <w:hyperlink w:history="1" r:id="rIdz4rhinx-in_xlrufwq8hu">
         <w:r>
           <w:rPr>
             <w:rStyle w:val="Hyperlink"/>
@@ -992,7 +992,7 @@
       <w:r>
         <w:t xml:space="preserve"> — modifié — </w:t>
       </w:r>
-      <w:hyperlink w:history="1" r:id="rIdom4-ew218mlr5qz73qd9m">
+      <w:hyperlink w:history="1" r:id="rIdkn4fqhxtkjidrpuio0jd9">
         <w:r>
           <w:rPr>
             <w:rStyle w:val="Hyperlink"/>
@@ -1029,7 +1029,7 @@
       <w:r>
         <w:t xml:space="preserve"> — modifié — </w:t>
       </w:r>
-      <w:hyperlink w:history="1" r:id="rIdd-g34m-j2wxy2e5nuipre">
+      <w:hyperlink w:history="1" r:id="rIdw9usklqkpg5cpubxkr_ii">
         <w:r>
           <w:rPr>
             <w:rStyle w:val="Hyperlink"/>
@@ -1058,7 +1058,7 @@
       <w:r>
         <w:t xml:space="preserve"> — modifié — </w:t>
       </w:r>
-      <w:hyperlink w:history="1" r:id="rIdeefvtfn2qt9d1h2e--nrf">
+      <w:hyperlink w:history="1" r:id="rId0qiqwmd1tv7m6jriq9ive">
         <w:r>
           <w:rPr>
             <w:rStyle w:val="Hyperlink"/>

--- a/docs/developpement/phases/word/PHASE_18_COUTS_PAR_BUVETTE.docx
+++ b/docs/developpement/phases/word/PHASE_18_COUTS_PAR_BUVETTE.docx
@@ -20,7 +20,7 @@
       <w:r>
         <w:t xml:space="preserve">FlaiX Expert · dossier de développement · généré le 2026-10-25 depuis le dépôt </w:t>
       </w:r>
-      <w:hyperlink w:history="1" r:id="rId0x1i6qtdxts9vwj4o9rke">
+      <w:hyperlink w:history="1" r:id="rIdbplpj7-ttsznuwfgwfmy9">
         <w:r>
           <w:rPr>
             <w:rStyle w:val="Hyperlink"/>
@@ -602,7 +602,7 @@
           <w:numId w:val="2"/>
         </w:numPr>
       </w:pPr>
-      <w:hyperlink w:history="1" r:id="rIdkksz-v8anynwwyrpyndm6">
+      <w:hyperlink w:history="1" r:id="rIdfqrud3uyrqf6osf9scvco">
         <w:r>
           <w:rPr>
             <w:rStyle w:val="Hyperlink"/>
@@ -622,7 +622,7 @@
           <w:numId w:val="2"/>
         </w:numPr>
       </w:pPr>
-      <w:hyperlink w:history="1" r:id="rIdadmig3qdln0vx3rws1w_b">
+      <w:hyperlink w:history="1" r:id="rId9vrebu5mdbrvdas8__v7h">
         <w:r>
           <w:rPr>
             <w:rStyle w:val="Hyperlink"/>
@@ -670,7 +670,7 @@
       <w:r>
         <w:t xml:space="preserve"> — créé — </w:t>
       </w:r>
-      <w:hyperlink w:history="1" r:id="rIdppqnpef5aky3dv3x21yp0">
+      <w:hyperlink w:history="1" r:id="rIdhah4slkx-9yjgldfl_f31">
         <w:r>
           <w:rPr>
             <w:rStyle w:val="Hyperlink"/>
@@ -707,7 +707,7 @@
       <w:r>
         <w:t xml:space="preserve"> — créé — </w:t>
       </w:r>
-      <w:hyperlink w:history="1" r:id="rIdfn-t8dg7a05foqnpugsrt">
+      <w:hyperlink w:history="1" r:id="rIdhk8fosmsjuropvrn3_4zt">
         <w:r>
           <w:rPr>
             <w:rStyle w:val="Hyperlink"/>
@@ -736,7 +736,7 @@
       <w:r>
         <w:t xml:space="preserve"> — créé — </w:t>
       </w:r>
-      <w:hyperlink w:history="1" r:id="rIdvumroqxqgeq8dcub6pngp">
+      <w:hyperlink w:history="1" r:id="rIdo0fwgyhbc73yweilti3yp">
         <w:r>
           <w:rPr>
             <w:rStyle w:val="Hyperlink"/>
@@ -773,7 +773,7 @@
       <w:r>
         <w:t xml:space="preserve"> — créé — </w:t>
       </w:r>
-      <w:hyperlink w:history="1" r:id="rIdwywidz30vhipk7w7uyin-">
+      <w:hyperlink w:history="1" r:id="rIdf57ru6mhorip_93zuvldh">
         <w:r>
           <w:rPr>
             <w:rStyle w:val="Hyperlink"/>
@@ -802,7 +802,7 @@
       <w:r>
         <w:t xml:space="preserve"> — modifié — </w:t>
       </w:r>
-      <w:hyperlink w:history="1" r:id="rIdbwy5--uc6y7xf7nhszshv">
+      <w:hyperlink w:history="1" r:id="rId80yvzfiwmqmq-9ovflgns">
         <w:r>
           <w:rPr>
             <w:rStyle w:val="Hyperlink"/>
@@ -831,7 +831,7 @@
       <w:r>
         <w:t xml:space="preserve"> — modifié — </w:t>
       </w:r>
-      <w:hyperlink w:history="1" r:id="rIdq3mzh8qqtnt_ytmvkc67s">
+      <w:hyperlink w:history="1" r:id="rIdwf_zxzvlbiuo6n8gu9k0a">
         <w:r>
           <w:rPr>
             <w:rStyle w:val="Hyperlink"/>
@@ -868,7 +868,7 @@
       <w:r>
         <w:t xml:space="preserve"> — créé — </w:t>
       </w:r>
-      <w:hyperlink w:history="1" r:id="rId8wsr1gcks1_mrgsyh4mn9">
+      <w:hyperlink w:history="1" r:id="rIdceexfuumdajmssgsilapk">
         <w:r>
           <w:rPr>
             <w:rStyle w:val="Hyperlink"/>
@@ -897,7 +897,7 @@
       <w:r>
         <w:t xml:space="preserve"> — modifié — </w:t>
       </w:r>
-      <w:hyperlink w:history="1" r:id="rIdgfbqx7vkn7lyytgwakro3">
+      <w:hyperlink w:history="1" r:id="rId1ybcgqcjmft4w2pm6wkm9">
         <w:r>
           <w:rPr>
             <w:rStyle w:val="Hyperlink"/>
@@ -934,7 +934,7 @@
       <w:r>
         <w:t xml:space="preserve"> — modifié — </w:t>
       </w:r>
-      <w:hyperlink w:history="1" r:id="rIdx4eb8mmdkhnqybedhkakh">
+      <w:hyperlink w:history="1" r:id="rIdwz_g2gc8su32hchb_chrr">
         <w:r>
           <w:rPr>
             <w:rStyle w:val="Hyperlink"/>
@@ -963,7 +963,7 @@
       <w:r>
         <w:t xml:space="preserve"> — créé — </w:t>
       </w:r>
-      <w:hyperlink w:history="1" r:id="rIdz4rhinx-in_xlrufwq8hu">
+      <w:hyperlink w:history="1" r:id="rIdkklc-p43ic9wvemlj5e8l">
         <w:r>
           <w:rPr>
             <w:rStyle w:val="Hyperlink"/>
@@ -992,7 +992,7 @@
       <w:r>
         <w:t xml:space="preserve"> — modifié — </w:t>
       </w:r>
-      <w:hyperlink w:history="1" r:id="rIdkn4fqhxtkjidrpuio0jd9">
+      <w:hyperlink w:history="1" r:id="rIdd1r4opjdc2c-tbmato245">
         <w:r>
           <w:rPr>
             <w:rStyle w:val="Hyperlink"/>
@@ -1029,7 +1029,7 @@
       <w:r>
         <w:t xml:space="preserve"> — modifié — </w:t>
       </w:r>
-      <w:hyperlink w:history="1" r:id="rIdw9usklqkpg5cpubxkr_ii">
+      <w:hyperlink w:history="1" r:id="rIdjr1zuuxj-gp7dxastbxvb">
         <w:r>
           <w:rPr>
             <w:rStyle w:val="Hyperlink"/>
@@ -1058,7 +1058,7 @@
       <w:r>
         <w:t xml:space="preserve"> — modifié — </w:t>
       </w:r>
-      <w:hyperlink w:history="1" r:id="rId0qiqwmd1tv7m6jriq9ive">
+      <w:hyperlink w:history="1" r:id="rIdhwbzbln3svgn0uqb5etd9">
         <w:r>
           <w:rPr>
             <w:rStyle w:val="Hyperlink"/>

--- a/docs/developpement/phases/word/PHASE_18_COUTS_PAR_BUVETTE.docx
+++ b/docs/developpement/phases/word/PHASE_18_COUTS_PAR_BUVETTE.docx
@@ -20,7 +20,7 @@
       <w:r>
         <w:t xml:space="preserve">FlaiX Expert · dossier de développement · généré le 2026-10-25 depuis le dépôt </w:t>
       </w:r>
-      <w:hyperlink w:history="1" r:id="rIdbplpj7-ttsznuwfgwfmy9">
+      <w:hyperlink w:history="1" r:id="rIde_1ab_f_qw7p9dixw9auo">
         <w:r>
           <w:rPr>
             <w:rStyle w:val="Hyperlink"/>
@@ -602,7 +602,7 @@
           <w:numId w:val="2"/>
         </w:numPr>
       </w:pPr>
-      <w:hyperlink w:history="1" r:id="rIdfqrud3uyrqf6osf9scvco">
+      <w:hyperlink w:history="1" r:id="rIdysl8pnehuxa542h8qvoou">
         <w:r>
           <w:rPr>
             <w:rStyle w:val="Hyperlink"/>
@@ -622,7 +622,7 @@
           <w:numId w:val="2"/>
         </w:numPr>
       </w:pPr>
-      <w:hyperlink w:history="1" r:id="rId9vrebu5mdbrvdas8__v7h">
+      <w:hyperlink w:history="1" r:id="rIdh7emxwbn4ebwglxlhh1oh">
         <w:r>
           <w:rPr>
             <w:rStyle w:val="Hyperlink"/>
@@ -670,7 +670,7 @@
       <w:r>
         <w:t xml:space="preserve"> — créé — </w:t>
       </w:r>
-      <w:hyperlink w:history="1" r:id="rIdhah4slkx-9yjgldfl_f31">
+      <w:hyperlink w:history="1" r:id="rIdiotg_irx_rualgjmlkm1q">
         <w:r>
           <w:rPr>
             <w:rStyle w:val="Hyperlink"/>
@@ -707,7 +707,7 @@
       <w:r>
         <w:t xml:space="preserve"> — créé — </w:t>
       </w:r>
-      <w:hyperlink w:history="1" r:id="rIdhk8fosmsjuropvrn3_4zt">
+      <w:hyperlink w:history="1" r:id="rIdfjbwnu8uaxmmoxw-44hee">
         <w:r>
           <w:rPr>
             <w:rStyle w:val="Hyperlink"/>
@@ -736,7 +736,7 @@
       <w:r>
         <w:t xml:space="preserve"> — créé — </w:t>
       </w:r>
-      <w:hyperlink w:history="1" r:id="rIdo0fwgyhbc73yweilti3yp">
+      <w:hyperlink w:history="1" r:id="rIdjjw0stki6i_scye89yjlk">
         <w:r>
           <w:rPr>
             <w:rStyle w:val="Hyperlink"/>
@@ -773,7 +773,7 @@
       <w:r>
         <w:t xml:space="preserve"> — créé — </w:t>
       </w:r>
-      <w:hyperlink w:history="1" r:id="rIdf57ru6mhorip_93zuvldh">
+      <w:hyperlink w:history="1" r:id="rIdef0blhdvrxbm-lb7zanob">
         <w:r>
           <w:rPr>
             <w:rStyle w:val="Hyperlink"/>
@@ -802,7 +802,7 @@
       <w:r>
         <w:t xml:space="preserve"> — modifié — </w:t>
       </w:r>
-      <w:hyperlink w:history="1" r:id="rId80yvzfiwmqmq-9ovflgns">
+      <w:hyperlink w:history="1" r:id="rIdex-eutewq8krptacicy0k">
         <w:r>
           <w:rPr>
             <w:rStyle w:val="Hyperlink"/>
@@ -831,7 +831,7 @@
       <w:r>
         <w:t xml:space="preserve"> — modifié — </w:t>
       </w:r>
-      <w:hyperlink w:history="1" r:id="rIdwf_zxzvlbiuo6n8gu9k0a">
+      <w:hyperlink w:history="1" r:id="rIddpls7-ap3zbr4sdbtpys4">
         <w:r>
           <w:rPr>
             <w:rStyle w:val="Hyperlink"/>
@@ -868,7 +868,7 @@
       <w:r>
         <w:t xml:space="preserve"> — créé — </w:t>
       </w:r>
-      <w:hyperlink w:history="1" r:id="rIdceexfuumdajmssgsilapk">
+      <w:hyperlink w:history="1" r:id="rId8pv6tux_v5qnh52dibakx">
         <w:r>
           <w:rPr>
             <w:rStyle w:val="Hyperlink"/>
@@ -897,7 +897,7 @@
       <w:r>
         <w:t xml:space="preserve"> — modifié — </w:t>
       </w:r>
-      <w:hyperlink w:history="1" r:id="rId1ybcgqcjmft4w2pm6wkm9">
+      <w:hyperlink w:history="1" r:id="rIdbxkty4hpnbjeejqqu3akk">
         <w:r>
           <w:rPr>
             <w:rStyle w:val="Hyperlink"/>
@@ -934,7 +934,7 @@
       <w:r>
         <w:t xml:space="preserve"> — modifié — </w:t>
       </w:r>
-      <w:hyperlink w:history="1" r:id="rIdwz_g2gc8su32hchb_chrr">
+      <w:hyperlink w:history="1" r:id="rIdf0-fddiaxovdoog938bc3">
         <w:r>
           <w:rPr>
             <w:rStyle w:val="Hyperlink"/>
@@ -963,7 +963,7 @@
       <w:r>
         <w:t xml:space="preserve"> — créé — </w:t>
       </w:r>
-      <w:hyperlink w:history="1" r:id="rIdkklc-p43ic9wvemlj5e8l">
+      <w:hyperlink w:history="1" r:id="rIdjwbqiwz3popoagwxddcqm">
         <w:r>
           <w:rPr>
             <w:rStyle w:val="Hyperlink"/>
@@ -992,7 +992,7 @@
       <w:r>
         <w:t xml:space="preserve"> — modifié — </w:t>
       </w:r>
-      <w:hyperlink w:history="1" r:id="rIdd1r4opjdc2c-tbmato245">
+      <w:hyperlink w:history="1" r:id="rIdkdimzdiukhvq_2segdcq5">
         <w:r>
           <w:rPr>
             <w:rStyle w:val="Hyperlink"/>
@@ -1029,7 +1029,7 @@
       <w:r>
         <w:t xml:space="preserve"> — modifié — </w:t>
       </w:r>
-      <w:hyperlink w:history="1" r:id="rIdjr1zuuxj-gp7dxastbxvb">
+      <w:hyperlink w:history="1" r:id="rIdytxjr_f4ta9fjz0zjutko">
         <w:r>
           <w:rPr>
             <w:rStyle w:val="Hyperlink"/>
@@ -1058,7 +1058,7 @@
       <w:r>
         <w:t xml:space="preserve"> — modifié — </w:t>
       </w:r>
-      <w:hyperlink w:history="1" r:id="rIdhwbzbln3svgn0uqb5etd9">
+      <w:hyperlink w:history="1" r:id="rIdmwnpymw4at9vpbzzrlxvv">
         <w:r>
           <w:rPr>
             <w:rStyle w:val="Hyperlink"/>
